--- a/03_cv/current/CV_Ireland_TrackA_ERP_BA.docx
+++ b/03_cv/current/CV_Ireland_TrackA_ERP_BA.docx
@@ -1,14 +1,14 @@
 
 <file path=word/document.xml><?xml version="1.0" encoding="utf-8"?>
-<w:document xmlns:wpc="http://schemas.microsoft.com/office/word/2010/wordprocessingCanvas" xmlns:cx="http://schemas.microsoft.com/office/drawing/2014/chartex" xmlns:cx1="http://schemas.microsoft.com/office/drawing/2015/9/8/chartex" xmlns:cx2="http://schemas.microsoft.com/office/drawing/2015/10/21/chartex" xmlns:cx3="http://schemas.microsoft.com/office/drawing/2016/5/9/chartex" xmlns:cx4="http://schemas.microsoft.com/office/drawing/2016/5/10/chartex" xmlns:cx5="http://schemas.microsoft.com/office/drawing/2016/5/11/chartex" xmlns:cx6="http://schemas.microsoft.com/office/drawing/2016/5/12/chartex" xmlns:cx7="http://schemas.microsoft.com/office/drawing/2016/5/13/chartex" xmlns:cx8="http://schemas.microsoft.com/office/drawing/2016/5/14/chartex" xmlns:mc="http://schemas.openxmlformats.org/markup-compatibility/2006" xmlns:aink="http://schemas.microsoft.com/office/drawing/2016/ink" xmlns:am3d="http://schemas.microsoft.com/office/drawing/2017/model3d" xmlns:o="urn:schemas-microsoft-com:office:office" xmlns:r="http://schemas.openxmlformats.org/officeDocument/2006/relationships" xmlns:m="http://schemas.openxmlformats.org/officeDocument/2006/math" xmlns:v="urn:schemas-microsoft-com:vml" xmlns:wp14="http://schemas.microsoft.com/office/word/2010/wordprocessingDrawing" xmlns:wp="http://schemas.openxmlformats.org/drawingml/2006/wordprocessingDrawing" xmlns:w10="urn:schemas-microsoft-com:office:word" xmlns:w="http://schemas.openxmlformats.org/wordprocessingml/2006/main" xmlns:w14="http://schemas.microsoft.com/office/word/2010/wordml" xmlns:w15="http://schemas.microsoft.com/office/word/2012/wordml" xmlns:w16cex="http://schemas.microsoft.com/office/word/2018/wordml/cex" xmlns:w16cid="http://schemas.microsoft.com/office/word/2016/wordml/cid" xmlns:w16="http://schemas.microsoft.com/office/word/2018/wordml" xmlns:w16sdtdh="http://schemas.microsoft.com/office/word/2020/wordml/sdtdatahash" xmlns:w16se="http://schemas.microsoft.com/office/word/2015/wordml/symex" xmlns:wpg="http://schemas.microsoft.com/office/word/2010/wordprocessingGroup" xmlns:wpi="http://schemas.microsoft.com/office/word/2010/wordprocessingInk" xmlns:wne="http://schemas.microsoft.com/office/word/2006/wordml" xmlns:wps="http://schemas.microsoft.com/office/word/2010/wordprocessingShape" mc:Ignorable="w14 w15 w16se w16cid w16 w16cex w16sdtdh wp14">
+<w:document xmlns:w="http://schemas.openxmlformats.org/wordprocessingml/2006/main" xmlns:m="http://schemas.openxmlformats.org/officeDocument/2006/math" xmlns:r="http://schemas.openxmlformats.org/officeDocument/2006/relationships" xmlns:o="urn:schemas-microsoft-com:office:office" xmlns:v="urn:schemas-microsoft-com:vml" xmlns:w10="urn:schemas-microsoft-com:office:word" xmlns:a="http://schemas.openxmlformats.org/drawingml/2006/main" xmlns:pic="http://schemas.openxmlformats.org/drawingml/2006/picture" xmlns:wp="http://schemas.openxmlformats.org/drawingml/2006/wordprocessingDrawing">
   <w:body>
+    <w:bookmarkStart w:id="17" w:name="hennadii-volenbovskyi"/>
     <w:p>
       <w:pPr>
         <w:pStyle w:val="Heading1"/>
       </w:pPr>
-      <w:bookmarkStart w:id="0" w:name="hennadii-volenbovskyi"/>
-      <w:r>
-        <w:t>Hennadii Volenbovskyi</w:t>
+      <w:r>
+        <w:t xml:space="preserve">Hennadii Volenbovskyi</w:t>
       </w:r>
     </w:p>
     <w:p>
@@ -20,77 +20,21 @@
           <w:b/>
           <w:bCs/>
         </w:rPr>
-        <w:t>ERP &amp; Business Systems Analyst</w:t>
-      </w:r>
-      <w:r>
-        <w:t xml:space="preserve"> — Finance, Order Management &amp; Supply Chain Modules</w:t>
+        <w:t xml:space="preserve">ERP &amp; Business Systems Analyst</w:t>
+      </w:r>
+      <w:r>
+        <w:t xml:space="preserve"> </w:t>
+      </w:r>
+      <w:r>
+        <w:t xml:space="preserve">— Finance, Order Management &amp; Supply Chain Modules</w:t>
       </w:r>
     </w:p>
     <w:p>
       <w:pPr>
         <w:pStyle w:val="BodyText"/>
-        <w:rPr>
-          <w:lang w:val="uk-UA"/>
-        </w:rPr>
-      </w:pPr>
-      <w:r>
-        <w:t>New Ross,</w:t>
-      </w:r>
-      <w:r>
-        <w:rPr>
-          <w:lang w:val="uk-UA"/>
-        </w:rPr>
-        <w:t xml:space="preserve"> </w:t>
-      </w:r>
-      <w:r>
-        <w:t xml:space="preserve"> Co. Wexford, Ireland · +353 87</w:t>
-      </w:r>
-      <w:r>
-        <w:t> </w:t>
-      </w:r>
-      <w:r>
-        <w:t>492</w:t>
-      </w:r>
-      <w:r>
-        <w:rPr>
-          <w:lang w:val="uk-UA"/>
-        </w:rPr>
-        <w:t>-</w:t>
-      </w:r>
-      <w:r>
-        <w:rPr>
-          <w:lang w:val="uk-UA"/>
-        </w:rPr>
-        <w:t>03</w:t>
-      </w:r>
-      <w:r>
-        <w:rPr>
-          <w:lang w:val="uk-UA"/>
-        </w:rPr>
-        <w:t>-</w:t>
-      </w:r>
-      <w:r>
-        <w:rPr>
-          <w:lang w:val="uk-UA"/>
-        </w:rPr>
-        <w:t>63</w:t>
-      </w:r>
-    </w:p>
-    <w:p>
-      <w:r>
-        <w:t xml:space="preserve">genadiy.kiev@gmail.com </w:t>
-      </w:r>
-      <w:r>
-        <w:t xml:space="preserve"> </w:t>
-      </w:r>
-      <w:r>
-        <w:t>·</w:t>
-      </w:r>
-      <w:r>
-        <w:t xml:space="preserve"> </w:t>
-      </w:r>
-      <w:r>
-        <w:t xml:space="preserve"> linkedin.com/in/vgv2023</w:t>
+      </w:pPr>
+      <w:r>
+        <w:t xml:space="preserve">New Ross, Co. Wexford, Ireland · +353 87 492 0363 · genadiy.kiev@gmail.com · linkedin.com/in/vgv2023</w:t>
       </w:r>
     </w:p>
     <w:p>
@@ -98,30 +42,29 @@
         <w:pStyle w:val="BodyText"/>
       </w:pPr>
       <w:r>
-        <w:t>Eligible to work in Ireland — Temporary Protection status, no visa sponsorship required</w:t>
+        <w:t xml:space="preserve">Eligible to work in Ireland — Temporary Protection status, no visa sponsorship required</w:t>
       </w:r>
       <w:r>
         <w:br/>
-        <w:t>Available at two weeks’ notice · Open to relocation anywhere in Ire</w:t>
-      </w:r>
-      <w:r>
-        <w:t>land · Permanent or contract</w:t>
-      </w:r>
-    </w:p>
-    <w:p>
-      <w:r>
-        <w:pict w14:anchorId="07AB6F57">
-          <v:rect id="_x0000_i1025" style="width:0;height:1.5pt" o:hralign="center" o:hrstd="t" o:hr="t"/>
+      </w:r>
+      <w:r>
+        <w:t xml:space="preserve">Available at two weeks’ notice · Open to relocation anywhere in Ireland · Permanent or contract</w:t>
+      </w:r>
+    </w:p>
+    <w:p>
+      <w:r>
+        <w:pict>
+          <v:rect style="width:0;height:1.5pt" o:hralign="center" o:hrstd="t" o:hr="t"/>
         </w:pict>
       </w:r>
     </w:p>
+    <w:bookmarkStart w:id="9" w:name="profile"/>
     <w:p>
       <w:pPr>
         <w:pStyle w:val="Heading2"/>
       </w:pPr>
-      <w:bookmarkStart w:id="1" w:name="profile"/>
-      <w:r>
-        <w:t>Profile</w:t>
+      <w:r>
+        <w:t xml:space="preserve">Profile</w:t>
       </w:r>
     </w:p>
     <w:p>
@@ -129,7 +72,19 @@
         <w:pStyle w:val="FirstParagraph"/>
       </w:pPr>
       <w:r>
-        <w:t>ERP and business systems analyst working hands-on across the full delivery cycle: requirements gathering, process analysis and redesign, functional specification, UAT, end-user training and go-live support.</w:t>
+        <w:t xml:space="preserve">ERP and business systems analyst working hands-on across the full delivery</w:t>
+      </w:r>
+      <w:r>
+        <w:t xml:space="preserve"> </w:t>
+      </w:r>
+      <w:r>
+        <w:t xml:space="preserve">cycle: requirements gathering, process analysis and redesign, functional</w:t>
+      </w:r>
+      <w:r>
+        <w:t xml:space="preserve"> </w:t>
+      </w:r>
+      <w:r>
+        <w:t xml:space="preserve">specification, UAT, end-user training and go-live support.</w:t>
       </w:r>
     </w:p>
     <w:p>
@@ -137,13 +92,43 @@
         <w:pStyle w:val="BodyText"/>
       </w:pPr>
       <w:r>
-        <w:t xml:space="preserve">I started </w:t>
-      </w:r>
-      <w:r>
-        <w:t>as an accountant running an IS-Pro implementation and have worked on ERP ever since — from the vendor side as a consultant, and from the client side as the person specifying, accepting and supporting the work. Three platforms: IS-Pro, Oracle E-Business Sui</w:t>
-      </w:r>
-      <w:r>
-        <w:t>te and a proprietary web+SQL system, across finance, banking, order management, procurement, sales and warehouse modules. Eleven of those years were spent leading a business analysis division before I moved into delivery management.</w:t>
+        <w:t xml:space="preserve">I started as an accountant running an IS-Pro implementation and have worked on</w:t>
+      </w:r>
+      <w:r>
+        <w:t xml:space="preserve"> </w:t>
+      </w:r>
+      <w:r>
+        <w:t xml:space="preserve">ERP ever since — from the vendor side as a consultant, and from the client side</w:t>
+      </w:r>
+      <w:r>
+        <w:t xml:space="preserve"> </w:t>
+      </w:r>
+      <w:r>
+        <w:t xml:space="preserve">as the person specifying, accepting and supporting the work. Three platforms:</w:t>
+      </w:r>
+      <w:r>
+        <w:t xml:space="preserve"> </w:t>
+      </w:r>
+      <w:r>
+        <w:t xml:space="preserve">IS-Pro, Oracle E-Business Suite and a proprietary web+SQL system, across</w:t>
+      </w:r>
+      <w:r>
+        <w:t xml:space="preserve"> </w:t>
+      </w:r>
+      <w:r>
+        <w:t xml:space="preserve">finance, banking, order management, procurement, sales and warehouse modules.</w:t>
+      </w:r>
+      <w:r>
+        <w:t xml:space="preserve"> </w:t>
+      </w:r>
+      <w:r>
+        <w:t xml:space="preserve">Eleven of those years were spent leading a business analysis division before I</w:t>
+      </w:r>
+      <w:r>
+        <w:t xml:space="preserve"> </w:t>
+      </w:r>
+      <w:r>
+        <w:t xml:space="preserve">moved into delivery management.</w:t>
       </w:r>
     </w:p>
     <w:p>
@@ -151,30 +136,42 @@
         <w:pStyle w:val="BodyText"/>
       </w:pPr>
       <w:r>
-        <w:t>One thing worth stating</w:t>
-      </w:r>
-      <w:r>
-        <w:t xml:space="preserve"> plainly: my most recent roles in Ukraine have been management ones. I am returning to hands-on analyst work by choice as I build a track record in the Irish market. This is the work I know best and intend to keep doing — not a step on the way back to a ma</w:t>
-      </w:r>
-      <w:r>
-        <w:t>nagement title.</w:t>
-      </w:r>
-    </w:p>
-    <w:p>
-      <w:r>
-        <w:pict w14:anchorId="56DB05D1">
-          <v:rect id="_x0000_i1026" style="width:0;height:1.5pt" o:hralign="center" o:hrstd="t" o:hr="t"/>
+        <w:t xml:space="preserve">One thing worth stating plainly: my most recent roles in Ukraine have been</w:t>
+      </w:r>
+      <w:r>
+        <w:t xml:space="preserve"> </w:t>
+      </w:r>
+      <w:r>
+        <w:t xml:space="preserve">management ones. I am returning to hands-on analyst work by choice as I build a</w:t>
+      </w:r>
+      <w:r>
+        <w:t xml:space="preserve"> </w:t>
+      </w:r>
+      <w:r>
+        <w:t xml:space="preserve">track record in the Irish market. This is the work I know best and intend to</w:t>
+      </w:r>
+      <w:r>
+        <w:t xml:space="preserve"> </w:t>
+      </w:r>
+      <w:r>
+        <w:t xml:space="preserve">keep doing — not a step on the way back to a management title.</w:t>
+      </w:r>
+    </w:p>
+    <w:p>
+      <w:r>
+        <w:pict>
+          <v:rect style="width:0;height:1.5pt" o:hralign="center" o:hrstd="t" o:hr="t"/>
         </w:pict>
       </w:r>
     </w:p>
+    <w:bookmarkEnd w:id="9"/>
+    <w:bookmarkStart w:id="10" w:name="key-skills"/>
     <w:p>
       <w:pPr>
         <w:pStyle w:val="Heading2"/>
       </w:pPr>
-      <w:bookmarkStart w:id="2" w:name="key-skills"/>
-      <w:bookmarkEnd w:id="1"/>
-      <w:r>
-        <w:t>Key Skills</w:t>
+      <w:r>
+        <w:t xml:space="preserve">Key Skills</w:t>
       </w:r>
     </w:p>
     <w:p>
@@ -186,13 +183,31 @@
           <w:b/>
           <w:bCs/>
         </w:rPr>
-        <w:t>Analysis &amp; delivery</w:t>
-      </w:r>
-      <w:r>
-        <w:t xml:space="preserve"> — Requirements Gathering &amp; Documentation · Business Process Analysis &amp; Redesign · Functional Specifications · UAT &amp; Test Coordination · End-User Training · Go-Live &amp; Functional Application Support · Data Mig</w:t>
-      </w:r>
-      <w:r>
-        <w:t>ration &amp; Consolidation</w:t>
+        <w:t xml:space="preserve">Analysis &amp; delivery</w:t>
+      </w:r>
+      <w:r>
+        <w:t xml:space="preserve"> </w:t>
+      </w:r>
+      <w:r>
+        <w:t xml:space="preserve">— Requirements Gathering &amp; Documentation · Business</w:t>
+      </w:r>
+      <w:r>
+        <w:t xml:space="preserve"> </w:t>
+      </w:r>
+      <w:r>
+        <w:t xml:space="preserve">Process Analysis &amp; Redesign · Functional Specifications · UAT &amp; Test</w:t>
+      </w:r>
+      <w:r>
+        <w:t xml:space="preserve"> </w:t>
+      </w:r>
+      <w:r>
+        <w:t xml:space="preserve">Coordination · End-User Training · Go-Live &amp; Functional Application Support ·</w:t>
+      </w:r>
+      <w:r>
+        <w:t xml:space="preserve"> </w:t>
+      </w:r>
+      <w:r>
+        <w:t xml:space="preserve">Data Migration &amp; Consolidation</w:t>
       </w:r>
     </w:p>
     <w:p>
@@ -204,13 +219,31 @@
           <w:b/>
           <w:bCs/>
         </w:rPr>
-        <w:t>ERP &amp; systems</w:t>
-      </w:r>
-      <w:r>
-        <w:t xml:space="preserve"> — IS-Pro · Oracle E-Business Suite · Custom web+SQL ERP · Finance, Banking, Cash Management, Order Management, Procurement, Sales, B2B, Manufacturing &amp; Warehouse modules · Statutory, GAAP &amp; management accounting · WMS (</w:t>
-      </w:r>
-      <w:r>
-        <w:t>Manhattan SCALE) · EDI / Electronic Document Exchange · Power BI</w:t>
+        <w:t xml:space="preserve">ERP &amp; systems</w:t>
+      </w:r>
+      <w:r>
+        <w:t xml:space="preserve"> </w:t>
+      </w:r>
+      <w:r>
+        <w:t xml:space="preserve">— IS-Pro · Oracle E-Business Suite · Custom web+SQL ERP ·</w:t>
+      </w:r>
+      <w:r>
+        <w:t xml:space="preserve"> </w:t>
+      </w:r>
+      <w:r>
+        <w:t xml:space="preserve">Finance, Banking, Cash Management, Order Management, Procurement, Sales, B2B,</w:t>
+      </w:r>
+      <w:r>
+        <w:t xml:space="preserve"> </w:t>
+      </w:r>
+      <w:r>
+        <w:t xml:space="preserve">Manufacturing &amp; Warehouse modules · Statutory, GAAP &amp; management accounting ·</w:t>
+      </w:r>
+      <w:r>
+        <w:t xml:space="preserve"> </w:t>
+      </w:r>
+      <w:r>
+        <w:t xml:space="preserve">WMS (Manhattan SCALE) · EDI / Electronic Document Exchange · Power BI</w:t>
       </w:r>
     </w:p>
     <w:p>
@@ -222,37 +255,45 @@
           <w:b/>
           <w:bCs/>
         </w:rPr>
-        <w:t>Ways of working</w:t>
-      </w:r>
-      <w:r>
-        <w:t xml:space="preserve"> — Agile (Scrum) · Waterfall · Azure DevOps · MS Project · Stakeholder Management · AI Tools Adoption</w:t>
-      </w:r>
-    </w:p>
-    <w:p>
-      <w:r>
-        <w:pict w14:anchorId="2B7AF905">
-          <v:rect id="_x0000_i1027" style="width:0;height:1.5pt" o:hralign="center" o:hrstd="t" o:hr="t"/>
+        <w:t xml:space="preserve">Ways of working</w:t>
+      </w:r>
+      <w:r>
+        <w:t xml:space="preserve"> </w:t>
+      </w:r>
+      <w:r>
+        <w:t xml:space="preserve">— Agile (Scrum) · Waterfall · Azure DevOps · MS Project ·</w:t>
+      </w:r>
+      <w:r>
+        <w:t xml:space="preserve"> </w:t>
+      </w:r>
+      <w:r>
+        <w:t xml:space="preserve">Stakeholder Management · AI Tools Adoption</w:t>
+      </w:r>
+    </w:p>
+    <w:p>
+      <w:r>
+        <w:pict>
+          <v:rect style="width:0;height:1.5pt" o:hralign="center" o:hrstd="t" o:hr="t"/>
         </w:pict>
       </w:r>
     </w:p>
+    <w:bookmarkEnd w:id="10"/>
+    <w:bookmarkStart w:id="13" w:name="experience"/>
     <w:p>
       <w:pPr>
         <w:pStyle w:val="Heading2"/>
       </w:pPr>
-      <w:bookmarkStart w:id="3" w:name="experience"/>
-      <w:bookmarkEnd w:id="2"/>
-      <w:r>
-        <w:lastRenderedPageBreak/>
-        <w:t>Experience</w:t>
-      </w:r>
-    </w:p>
+      <w:r>
+        <w:t xml:space="preserve">Experience</w:t>
+      </w:r>
+    </w:p>
+    <w:bookmarkStart w:id="11" w:name="X2750470795bc3415567419b83b627b8fac35e2e"/>
     <w:p>
       <w:pPr>
         <w:pStyle w:val="Heading3"/>
       </w:pPr>
-      <w:bookmarkStart w:id="4" w:name="X2750470795bc3415567419b83b627b8fac35e2e"/>
-      <w:r>
-        <w:t>ERC Distribution — Kyiv, Ukraine · Jun 2010 – present</w:t>
+      <w:r>
+        <w:t xml:space="preserve">ERC Distribution — Kyiv, Ukraine · Jun 2010 – present</w:t>
       </w:r>
     </w:p>
     <w:p>
@@ -264,14 +305,21 @@
           <w:i/>
           <w:iCs/>
         </w:rPr>
-        <w:t>Interna</w:t>
+        <w:t xml:space="preserve">International distributor of IT, office and consumer electronics and software.</w:t>
       </w:r>
       <w:r>
         <w:rPr>
           <w:i/>
           <w:iCs/>
         </w:rPr>
-        <w:t>tional distributor of IT, office and consumer electronics and software. 1,000+ employees, operations across 10 countries.</w:t>
+        <w:t xml:space="preserve"> </w:t>
+      </w:r>
+      <w:r>
+        <w:rPr>
+          <w:i/>
+          <w:iCs/>
+        </w:rPr>
+        <w:t xml:space="preserve">1,000+ employees, operations across 10 countries.</w:t>
       </w:r>
     </w:p>
     <w:p>
@@ -283,7 +331,7 @@
           <w:b/>
           <w:bCs/>
         </w:rPr>
-        <w:t>Deputy Director, IT Department — Projects and Programs</w:t>
+        <w:t xml:space="preserve">Deputy Director, IT Department — Projects and Programs</w:t>
       </w:r>
       <w:r>
         <w:t xml:space="preserve"> </w:t>
@@ -293,7 +341,7 @@
           <w:i/>
           <w:iCs/>
         </w:rPr>
-        <w:t>(Mar 2026 – present)</w:t>
+        <w:t xml:space="preserve">(Mar 2026 – present)</w:t>
       </w:r>
       <w:r>
         <w:br/>
@@ -303,7 +351,7 @@
           <w:b/>
           <w:bCs/>
         </w:rPr>
-        <w:t>Head of PMO / Delivery Manager</w:t>
+        <w:t xml:space="preserve">Head of PMO / Delivery Manager</w:t>
       </w:r>
       <w:r>
         <w:t xml:space="preserve"> </w:t>
@@ -313,7 +361,7 @@
           <w:i/>
           <w:iCs/>
         </w:rPr>
-        <w:t>(Sep 2021 – Feb 2026)</w:t>
+        <w:t xml:space="preserve">(Sep 2021 – Feb 2026)</w:t>
       </w:r>
     </w:p>
     <w:p>
@@ -321,14 +369,23 @@
         <w:pStyle w:val="Compact"/>
         <w:numPr>
           <w:ilvl w:val="0"/>
-          <w:numId w:val="2"/>
+          <w:numId w:val="1001"/>
         </w:numPr>
       </w:pPr>
       <w:r>
-        <w:t>Initi</w:t>
-      </w:r>
-      <w:r>
-        <w:t>ated and delivered a company-wide AI meeting-summarisation tool (Webex + LLM), covering 4–5 meetings daily and saving 30–60 minutes of write-up per meeting, with a central searchable archive</w:t>
+        <w:t xml:space="preserve">Initiated and delivered a company-wide AI meeting-summarisation tool</w:t>
+      </w:r>
+      <w:r>
+        <w:t xml:space="preserve"> </w:t>
+      </w:r>
+      <w:r>
+        <w:t xml:space="preserve">(Webex + LLM), covering 4–5 meetings daily and saving 30–60 minutes of</w:t>
+      </w:r>
+      <w:r>
+        <w:t xml:space="preserve"> </w:t>
+      </w:r>
+      <w:r>
+        <w:t xml:space="preserve">write-up per meeting, with a central searchable archive</w:t>
       </w:r>
     </w:p>
     <w:p>
@@ -336,14 +393,17 @@
         <w:pStyle w:val="Compact"/>
         <w:numPr>
           <w:ilvl w:val="0"/>
-          <w:numId w:val="2"/>
+          <w:numId w:val="1001"/>
         </w:numPr>
       </w:pPr>
       <w:r>
-        <w:t>Own the IT project portfolio end to end — go/no-go, prioritisatio</w:t>
-      </w:r>
-      <w:r>
-        <w:t>n with business stakeholders, team composition and delivery accountability</w:t>
+        <w:t xml:space="preserve">Own the IT project portfolio end to end — go/no-go, prioritisation with</w:t>
+      </w:r>
+      <w:r>
+        <w:t xml:space="preserve"> </w:t>
+      </w:r>
+      <w:r>
+        <w:t xml:space="preserve">business stakeholders, team composition and delivery accountability</w:t>
       </w:r>
     </w:p>
     <w:p>
@@ -351,11 +411,17 @@
         <w:pStyle w:val="Compact"/>
         <w:numPr>
           <w:ilvl w:val="0"/>
-          <w:numId w:val="2"/>
+          <w:numId w:val="1001"/>
         </w:numPr>
       </w:pPr>
       <w:r>
-        <w:t>Lead three project managers and cross-functional teams of up to ~30 specialists (developers, business analysts, QA)</w:t>
+        <w:t xml:space="preserve">Lead three project managers and cross-functional teams of up to ~30</w:t>
+      </w:r>
+      <w:r>
+        <w:t xml:space="preserve"> </w:t>
+      </w:r>
+      <w:r>
+        <w:t xml:space="preserve">specialists (developers, business analysts, QA)</w:t>
       </w:r>
     </w:p>
     <w:p>
@@ -367,7 +433,7 @@
           <w:b/>
           <w:bCs/>
         </w:rPr>
-        <w:t>Head of Business Analysis Division</w:t>
+        <w:t xml:space="preserve">Head of Business Analysis Division</w:t>
       </w:r>
       <w:r>
         <w:t xml:space="preserve"> </w:t>
@@ -377,7 +443,7 @@
           <w:i/>
           <w:iCs/>
         </w:rPr>
-        <w:t>(Jun 2010 – Aug 2021)</w:t>
+        <w:t xml:space="preserve">(Jun 2010 – Aug 2021)</w:t>
       </w:r>
     </w:p>
     <w:p>
@@ -385,14 +451,29 @@
         <w:pStyle w:val="Compact"/>
         <w:numPr>
           <w:ilvl w:val="0"/>
-          <w:numId w:val="3"/>
+          <w:numId w:val="1002"/>
         </w:numPr>
       </w:pPr>
       <w:r>
-        <w:t xml:space="preserve">Led the </w:t>
-      </w:r>
-      <w:r>
-        <w:t>phased, module-by-module migration of the corporate ERP (~1,000 users; banking, finance, sales and procurement modules) from a legacy, unstable DOS platform to a proprietary web+SQL system — programme team of up to 20</w:t>
+        <w:t xml:space="preserve">Led the phased, module-by-module migration of the corporate ERP</w:t>
+      </w:r>
+      <w:r>
+        <w:t xml:space="preserve"> </w:t>
+      </w:r>
+      <w:r>
+        <w:t xml:space="preserve">(~1,000 users; banking, finance, sales and procurement modules) from a</w:t>
+      </w:r>
+      <w:r>
+        <w:t xml:space="preserve"> </w:t>
+      </w:r>
+      <w:r>
+        <w:t xml:space="preserve">legacy, unstable DOS platform to a proprietary web+SQL system — programme</w:t>
+      </w:r>
+      <w:r>
+        <w:t xml:space="preserve"> </w:t>
+      </w:r>
+      <w:r>
+        <w:t xml:space="preserve">team of up to 20</w:t>
       </w:r>
     </w:p>
     <w:p>
@@ -400,14 +481,23 @@
         <w:pStyle w:val="Compact"/>
         <w:numPr>
           <w:ilvl w:val="0"/>
-          <w:numId w:val="3"/>
+          <w:numId w:val="1002"/>
         </w:numPr>
       </w:pPr>
       <w:r>
-        <w:t>Specified and delivered core ERP modul</w:t>
-      </w:r>
-      <w:r>
-        <w:t>es — sales, procurement, cash management, order management, B2B, manufacturing and warehouse — improving operational efficiency by 20%</w:t>
+        <w:t xml:space="preserve">Specified and delivered core ERP modules — sales, procurement, cash</w:t>
+      </w:r>
+      <w:r>
+        <w:t xml:space="preserve"> </w:t>
+      </w:r>
+      <w:r>
+        <w:t xml:space="preserve">management, order management, B2B, manufacturing and warehouse — improving</w:t>
+      </w:r>
+      <w:r>
+        <w:t xml:space="preserve"> </w:t>
+      </w:r>
+      <w:r>
+        <w:t xml:space="preserve">operational efficiency by 20%</w:t>
       </w:r>
     </w:p>
     <w:p>
@@ -415,11 +505,17 @@
         <w:pStyle w:val="Compact"/>
         <w:numPr>
           <w:ilvl w:val="0"/>
-          <w:numId w:val="3"/>
+          <w:numId w:val="1002"/>
         </w:numPr>
       </w:pPr>
       <w:r>
-        <w:t>Redesigned order management processes, reducing data errors by 30% and order processing time by 50%</w:t>
+        <w:t xml:space="preserve">Redesigned order management processes, reducing data errors by 30% and order</w:t>
+      </w:r>
+      <w:r>
+        <w:t xml:space="preserve"> </w:t>
+      </w:r>
+      <w:r>
+        <w:t xml:space="preserve">processing time by 50%</w:t>
       </w:r>
     </w:p>
     <w:p>
@@ -427,14 +523,17 @@
         <w:pStyle w:val="Compact"/>
         <w:numPr>
           <w:ilvl w:val="0"/>
-          <w:numId w:val="3"/>
+          <w:numId w:val="1002"/>
         </w:numPr>
       </w:pPr>
       <w:r>
-        <w:t>Delivered EDI / elect</w:t>
-      </w:r>
-      <w:r>
-        <w:t>ronic document exchange integration with partners and customers, cutting document processing time by 70%</w:t>
+        <w:t xml:space="preserve">Delivered EDI / electronic document exchange integration with partners and</w:t>
+      </w:r>
+      <w:r>
+        <w:t xml:space="preserve"> </w:t>
+      </w:r>
+      <w:r>
+        <w:t xml:space="preserve">customers, cutting document processing time by 70%</w:t>
       </w:r>
     </w:p>
     <w:p>
@@ -442,14 +541,17 @@
         <w:pStyle w:val="Compact"/>
         <w:numPr>
           <w:ilvl w:val="0"/>
-          <w:numId w:val="3"/>
+          <w:numId w:val="1002"/>
         </w:numPr>
       </w:pPr>
       <w:r>
-        <w:t xml:space="preserve">Built company-wide reporting on Power BI, cutting data analysis time by 50% </w:t>
-      </w:r>
-      <w:r>
-        <w:t>and supporting 25% growth in the customer assortment portfolio</w:t>
+        <w:t xml:space="preserve">Built company-wide reporting on Power BI, cutting data analysis time by 50%</w:t>
+      </w:r>
+      <w:r>
+        <w:t xml:space="preserve"> </w:t>
+      </w:r>
+      <w:r>
+        <w:t xml:space="preserve">and supporting 25% growth in the customer assortment portfolio</w:t>
       </w:r>
     </w:p>
     <w:p>
@@ -457,11 +559,17 @@
         <w:pStyle w:val="Compact"/>
         <w:numPr>
           <w:ilvl w:val="0"/>
-          <w:numId w:val="3"/>
+          <w:numId w:val="1002"/>
         </w:numPr>
       </w:pPr>
       <w:r>
-        <w:t>Contributed to 5x company revenue growth over ten years by helping automate the order-to-shipment cycle</w:t>
+        <w:t xml:space="preserve">Contributed to 5x company revenue growth over ten years by helping automate</w:t>
+      </w:r>
+      <w:r>
+        <w:t xml:space="preserve"> </w:t>
+      </w:r>
+      <w:r>
+        <w:t xml:space="preserve">the order-to-shipment cycle</w:t>
       </w:r>
     </w:p>
     <w:p>
@@ -469,11 +577,11 @@
         <w:pStyle w:val="Compact"/>
         <w:numPr>
           <w:ilvl w:val="0"/>
-          <w:numId w:val="3"/>
+          <w:numId w:val="1002"/>
         </w:numPr>
       </w:pPr>
       <w:r>
-        <w:t>Oversaw the Manhattan SCALE WMS implementation at a supervisory level</w:t>
+        <w:t xml:space="preserve">Oversaw the Manhattan SCALE WMS implementation at a supervisory level</w:t>
       </w:r>
     </w:p>
     <w:p>
@@ -481,24 +589,21 @@
         <w:pStyle w:val="Compact"/>
         <w:numPr>
           <w:ilvl w:val="0"/>
-          <w:numId w:val="3"/>
+          <w:numId w:val="1002"/>
         </w:numPr>
       </w:pPr>
       <w:r>
-        <w:t xml:space="preserve">Personally managed </w:t>
-      </w:r>
-      <w:r>
-        <w:t>100+ IT/ERP projects of varying scope over the period</w:t>
-      </w:r>
-    </w:p>
+        <w:t xml:space="preserve">Personally managed 100+ IT/ERP projects of varying scope over the period</w:t>
+      </w:r>
+    </w:p>
+    <w:bookmarkEnd w:id="11"/>
+    <w:bookmarkStart w:id="12" w:name="X9747c5612f29a7b78d861ea896aaf2a367a7166"/>
     <w:p>
       <w:pPr>
         <w:pStyle w:val="Heading3"/>
       </w:pPr>
-      <w:bookmarkStart w:id="5" w:name="X9747c5612f29a7b78d861ea896aaf2a367a7166"/>
-      <w:bookmarkEnd w:id="4"/>
-      <w:r>
-        <w:t>Earlier — ERP implementation, vendor and client side</w:t>
+      <w:r>
+        <w:t xml:space="preserve">Earlier — ERP implementation, vendor and client side</w:t>
       </w:r>
     </w:p>
     <w:p>
@@ -510,10 +615,19 @@
           <w:b/>
           <w:bCs/>
         </w:rPr>
-        <w:t>Intellect-Service</w:t>
-      </w:r>
-      <w:r>
-        <w:t xml:space="preserve"> — Project Manager, IS-Pro ERP implementation · Kyiv · Oct 2009 – May 2010</w:t>
+        <w:t xml:space="preserve">Intellect-Service</w:t>
+      </w:r>
+      <w:r>
+        <w:t xml:space="preserve"> </w:t>
+      </w:r>
+      <w:r>
+        <w:t xml:space="preserve">— Project Manager, IS-Pro ERP implementation · Kyiv ·</w:t>
+      </w:r>
+      <w:r>
+        <w:t xml:space="preserve"> </w:t>
+      </w:r>
+      <w:r>
+        <w:t xml:space="preserve">Oct 2009 – May 2010</w:t>
       </w:r>
     </w:p>
     <w:p>
@@ -521,14 +635,23 @@
         <w:pStyle w:val="Compact"/>
         <w:numPr>
           <w:ilvl w:val="0"/>
-          <w:numId w:val="4"/>
+          <w:numId w:val="1003"/>
         </w:numPr>
       </w:pPr>
       <w:r>
-        <w:t>Demand and project management; implemented IS-Pro for the</w:t>
-      </w:r>
-      <w:r>
-        <w:t xml:space="preserve"> National Research University Higher School of Economics, leading a four-person analyst team — delivered on time and within budget</w:t>
+        <w:t xml:space="preserve">Demand and project management; implemented IS-Pro for the National Research</w:t>
+      </w:r>
+      <w:r>
+        <w:t xml:space="preserve"> </w:t>
+      </w:r>
+      <w:r>
+        <w:t xml:space="preserve">University Higher School of Economics, leading a four-person analyst team —</w:t>
+      </w:r>
+      <w:r>
+        <w:t xml:space="preserve"> </w:t>
+      </w:r>
+      <w:r>
+        <w:t xml:space="preserve">delivered on time and within budget</w:t>
       </w:r>
     </w:p>
     <w:p>
@@ -540,10 +663,19 @@
           <w:b/>
           <w:bCs/>
         </w:rPr>
-        <w:t>Softline</w:t>
-      </w:r>
-      <w:r>
-        <w:t xml:space="preserve"> — Financial Consultant, Oracle E-Business Suite · Kyiv · Jun 2008 – Oct 2009</w:t>
+        <w:t xml:space="preserve">Softline</w:t>
+      </w:r>
+      <w:r>
+        <w:t xml:space="preserve"> </w:t>
+      </w:r>
+      <w:r>
+        <w:t xml:space="preserve">— Financial Consultant, Oracle E-Business Suite · Kyiv ·</w:t>
+      </w:r>
+      <w:r>
+        <w:t xml:space="preserve"> </w:t>
+      </w:r>
+      <w:r>
+        <w:t xml:space="preserve">Jun 2008 – Oct 2009</w:t>
       </w:r>
     </w:p>
     <w:p>
@@ -551,14 +683,17 @@
         <w:pStyle w:val="Compact"/>
         <w:numPr>
           <w:ilvl w:val="0"/>
-          <w:numId w:val="5"/>
+          <w:numId w:val="1004"/>
         </w:numPr>
       </w:pPr>
       <w:r>
-        <w:t>Delivered OEBS implementation for the S</w:t>
-      </w:r>
-      <w:r>
-        <w:t>tate Customs Service of Ukraine, working to Oracle AIM standards</w:t>
+        <w:t xml:space="preserve">Delivered OEBS implementation for the State Customs Service of Ukraine,</w:t>
+      </w:r>
+      <w:r>
+        <w:t xml:space="preserve"> </w:t>
+      </w:r>
+      <w:r>
+        <w:t xml:space="preserve">working to Oracle AIM standards</w:t>
       </w:r>
     </w:p>
     <w:p>
@@ -566,12 +701,17 @@
         <w:pStyle w:val="Compact"/>
         <w:numPr>
           <w:ilvl w:val="0"/>
-          <w:numId w:val="5"/>
+          <w:numId w:val="1004"/>
         </w:numPr>
       </w:pPr>
       <w:r>
-        <w:lastRenderedPageBreak/>
-        <w:t>Ran the enterprise survey and produced business process documentation, including redesign of existing processes</w:t>
+        <w:t xml:space="preserve">Ran the enterprise survey and produced business process documentation,</w:t>
+      </w:r>
+      <w:r>
+        <w:t xml:space="preserve"> </w:t>
+      </w:r>
+      <w:r>
+        <w:t xml:space="preserve">including redesign of existing processes</w:t>
       </w:r>
     </w:p>
     <w:p>
@@ -579,14 +719,17 @@
         <w:pStyle w:val="Compact"/>
         <w:numPr>
           <w:ilvl w:val="0"/>
-          <w:numId w:val="5"/>
+          <w:numId w:val="1004"/>
         </w:numPr>
       </w:pPr>
       <w:r>
-        <w:t>Produced technical architecture documentation, managed change requests and test</w:t>
-      </w:r>
-      <w:r>
-        <w:t>ed the delivered solution</w:t>
+        <w:t xml:space="preserve">Produced technical architecture documentation, managed change requests and</w:t>
+      </w:r>
+      <w:r>
+        <w:t xml:space="preserve"> </w:t>
+      </w:r>
+      <w:r>
+        <w:t xml:space="preserve">tested the delivered solution</w:t>
       </w:r>
     </w:p>
     <w:p>
@@ -598,10 +741,19 @@
           <w:b/>
           <w:bCs/>
         </w:rPr>
-        <w:t>Intellect-Service</w:t>
-      </w:r>
-      <w:r>
-        <w:t xml:space="preserve"> — Project Office Manager / Project Manager, IS-Pro ERP implementation · Kyiv · 2004 – 2008</w:t>
+        <w:t xml:space="preserve">Intellect-Service</w:t>
+      </w:r>
+      <w:r>
+        <w:t xml:space="preserve"> </w:t>
+      </w:r>
+      <w:r>
+        <w:t xml:space="preserve">— Project Office Manager / Project Manager, IS-Pro ERP</w:t>
+      </w:r>
+      <w:r>
+        <w:t xml:space="preserve"> </w:t>
+      </w:r>
+      <w:r>
+        <w:t xml:space="preserve">implementation · Kyiv · 2004 – 2008</w:t>
       </w:r>
     </w:p>
     <w:p>
@@ -609,11 +761,29 @@
         <w:pStyle w:val="Compact"/>
         <w:numPr>
           <w:ilvl w:val="0"/>
-          <w:numId w:val="6"/>
+          <w:numId w:val="1005"/>
         </w:numPr>
       </w:pPr>
       <w:r>
-        <w:t>Implemented IS-Pro for the management company of the agricultural holding Ukrainian Agrarian Investments (~90 seats, 25 legal entities), covering statutory, international (GAAP) and management accounting with consolidated reporting across entities</w:t>
+        <w:t xml:space="preserve">Implemented IS-Pro for the management company of the agricultural holding</w:t>
+      </w:r>
+      <w:r>
+        <w:t xml:space="preserve"> </w:t>
+      </w:r>
+      <w:r>
+        <w:t xml:space="preserve">Ukrainian Agrarian Investments (~90 seats, 25 legal entities), covering</w:t>
+      </w:r>
+      <w:r>
+        <w:t xml:space="preserve"> </w:t>
+      </w:r>
+      <w:r>
+        <w:t xml:space="preserve">statutory, international (GAAP) and management accounting with consolidated</w:t>
+      </w:r>
+      <w:r>
+        <w:t xml:space="preserve"> </w:t>
+      </w:r>
+      <w:r>
+        <w:t xml:space="preserve">reporting across entities</w:t>
       </w:r>
     </w:p>
     <w:p>
@@ -621,14 +791,23 @@
         <w:pStyle w:val="Compact"/>
         <w:numPr>
           <w:ilvl w:val="0"/>
-          <w:numId w:val="6"/>
+          <w:numId w:val="1005"/>
         </w:numPr>
       </w:pPr>
       <w:r>
-        <w:t>Delivere</w:t>
-      </w:r>
-      <w:r>
-        <w:t>d ERP implementations for a 3,000-employee manufacturer (Kherson Combines), UHL-Mash (metal furniture) and the Kalynivka Budperlit building materials plant</w:t>
+        <w:t xml:space="preserve">Delivered ERP implementations for a 3,000-employee manufacturer (Kherson</w:t>
+      </w:r>
+      <w:r>
+        <w:t xml:space="preserve"> </w:t>
+      </w:r>
+      <w:r>
+        <w:t xml:space="preserve">Combines), UHL-Mash (metal furniture) and the Kalynivka Budperlit building</w:t>
+      </w:r>
+      <w:r>
+        <w:t xml:space="preserve"> </w:t>
+      </w:r>
+      <w:r>
+        <w:t xml:space="preserve">materials plant</w:t>
       </w:r>
     </w:p>
     <w:p>
@@ -636,11 +815,29 @@
         <w:pStyle w:val="Compact"/>
         <w:numPr>
           <w:ilvl w:val="0"/>
-          <w:numId w:val="6"/>
+          <w:numId w:val="1005"/>
         </w:numPr>
       </w:pPr>
       <w:r>
-        <w:t>Trained 100 end users on the new ERP system</w:t>
+        <w:t xml:space="preserve">Also covered fixed assets and payroll modules across IS-Pro implementations</w:t>
+      </w:r>
+      <w:r>
+        <w:t xml:space="preserve"> </w:t>
+      </w:r>
+      <w:r>
+        <w:t xml:space="preserve">in this period</w:t>
+      </w:r>
+    </w:p>
+    <w:p>
+      <w:pPr>
+        <w:pStyle w:val="Compact"/>
+        <w:numPr>
+          <w:ilvl w:val="0"/>
+          <w:numId w:val="1005"/>
+        </w:numPr>
+      </w:pPr>
+      <w:r>
+        <w:t xml:space="preserve">Trained 100 end users on the new ERP system</w:t>
       </w:r>
     </w:p>
     <w:p>
@@ -652,31 +849,37 @@
           <w:b/>
           <w:bCs/>
         </w:rPr>
-        <w:t>Kyiv Furniture Plant</w:t>
-      </w:r>
-      <w:r>
-        <w:t xml:space="preserve"> — Lead Accountant / Economist; impl</w:t>
-      </w:r>
-      <w:r>
-        <w:t>emented IS-Pro on the client side · Kyiv · 2000 – 2004</w:t>
-      </w:r>
-    </w:p>
-    <w:p>
-      <w:r>
-        <w:pict w14:anchorId="27B00358">
-          <v:rect id="_x0000_i1028" style="width:0;height:1.5pt" o:hralign="center" o:hrstd="t" o:hr="t"/>
+        <w:t xml:space="preserve">Kyiv Furniture Plant</w:t>
+      </w:r>
+      <w:r>
+        <w:t xml:space="preserve"> </w:t>
+      </w:r>
+      <w:r>
+        <w:t xml:space="preserve">— Lead Accountant / Economist; implemented IS-Pro on</w:t>
+      </w:r>
+      <w:r>
+        <w:t xml:space="preserve"> </w:t>
+      </w:r>
+      <w:r>
+        <w:t xml:space="preserve">the client side · Kyiv · 2000 – 2004</w:t>
+      </w:r>
+    </w:p>
+    <w:p>
+      <w:r>
+        <w:pict>
+          <v:rect style="width:0;height:1.5pt" o:hralign="center" o:hrstd="t" o:hr="t"/>
         </w:pict>
       </w:r>
     </w:p>
+    <w:bookmarkEnd w:id="12"/>
+    <w:bookmarkEnd w:id="13"/>
+    <w:bookmarkStart w:id="14" w:name="education"/>
     <w:p>
       <w:pPr>
         <w:pStyle w:val="Heading2"/>
       </w:pPr>
-      <w:bookmarkStart w:id="6" w:name="education"/>
-      <w:bookmarkEnd w:id="3"/>
-      <w:bookmarkEnd w:id="5"/>
-      <w:r>
-        <w:t>Education</w:t>
+      <w:r>
+        <w:t xml:space="preserve">Education</w:t>
       </w:r>
     </w:p>
     <w:p>
@@ -688,7 +891,7 @@
           <w:b/>
           <w:bCs/>
         </w:rPr>
-        <w:t>MSc, Computer Science — AI Product Management concentration</w:t>
+        <w:t xml:space="preserve">MSc, Computer Science — AI Product Management concentration</w:t>
       </w:r>
       <w:r>
         <w:t xml:space="preserve"> </w:t>
@@ -698,11 +901,27 @@
           <w:i/>
           <w:iCs/>
         </w:rPr>
-        <w:t>(in progress, January 2026 – May 2028)</w:t>
+        <w:t xml:space="preserve">(in progress,</w:t>
+      </w:r>
+      <w:r>
+        <w:rPr>
+          <w:i/>
+          <w:iCs/>
+        </w:rPr>
+        <w:t xml:space="preserve"> </w:t>
+      </w:r>
+      <w:r>
+        <w:rPr>
+          <w:i/>
+          <w:iCs/>
+        </w:rPr>
+        <w:t xml:space="preserve">January 2026 – May 2028)</w:t>
       </w:r>
       <w:r>
         <w:br/>
-        <w:t>Woolf University, Malta — EQF Level 7, internationally accredited</w:t>
+      </w:r>
+      <w:r>
+        <w:t xml:space="preserve">Woolf University, Malta — EQF Level 7, internationally accredited</w:t>
       </w:r>
     </w:p>
     <w:p>
@@ -714,35 +933,97 @@
           <w:b/>
           <w:bCs/>
         </w:rPr>
-        <w:t>Specialist Degree (5-yea</w:t>
-      </w:r>
+        <w:t xml:space="preserve">Specialist Degree (5-year, Master’s-equivalent), Accounting and Audit</w:t>
+      </w:r>
+      <w:r>
+        <w:br/>
+      </w:r>
+      <w:r>
+        <w:t xml:space="preserve">Kyiv National University of Trade and Economics · 1995 – 2000</w:t>
+      </w:r>
+    </w:p>
+    <w:p>
+      <w:r>
+        <w:pict>
+          <v:rect style="width:0;height:1.5pt" o:hralign="center" o:hrstd="t" o:hr="t"/>
+        </w:pict>
+      </w:r>
+    </w:p>
+    <w:bookmarkEnd w:id="14"/>
+    <w:bookmarkStart w:id="15" w:name="certifications"/>
+    <w:p>
+      <w:pPr>
+        <w:pStyle w:val="Heading2"/>
+      </w:pPr>
+      <w:r>
+        <w:t xml:space="preserve">Certifications</w:t>
+      </w:r>
+    </w:p>
+    <w:p>
+      <w:pPr>
+        <w:pStyle w:val="FirstParagraph"/>
+      </w:pPr>
+      <w:r>
+        <w:t xml:space="preserve">Professional Scrum Master I (PSM I), Scrum.org · Professional Scrum Product</w:t>
+      </w:r>
+      <w:r>
+        <w:t xml:space="preserve"> </w:t>
+      </w:r>
+      <w:r>
+        <w:t xml:space="preserve">Owner I (PSPO I), Scrum.org · Google Project Management Certificate, Coursera ·</w:t>
+      </w:r>
+      <w:r>
+        <w:t xml:space="preserve"> </w:t>
+      </w:r>
+      <w:r>
+        <w:t xml:space="preserve">AI Fluency: Framework &amp; Foundations, Anthropic · Software Product Management,</w:t>
+      </w:r>
+      <w:r>
+        <w:t xml:space="preserve"> </w:t>
+      </w:r>
+      <w:r>
+        <w:t xml:space="preserve">University of Alberta</w:t>
+      </w:r>
+    </w:p>
+    <w:p>
+      <w:pPr>
+        <w:pStyle w:val="BodyText"/>
+      </w:pPr>
       <w:r>
         <w:rPr>
           <w:b/>
           <w:bCs/>
         </w:rPr>
-        <w:t>r, Master’s-equivalent), Accounting and Audit</w:t>
-      </w:r>
-      <w:r>
-        <w:br/>
-        <w:t>Kyiv National University of Trade and Economics · 1995 – 2000</w:t>
-      </w:r>
-    </w:p>
-    <w:p>
-      <w:r>
-        <w:pict w14:anchorId="267D083C">
-          <v:rect id="_x0000_i1029" style="width:0;height:1.5pt" o:hralign="center" o:hrstd="t" o:hr="t"/>
+        <w:t xml:space="preserve">Training</w:t>
+      </w:r>
+      <w:r>
+        <w:t xml:space="preserve"> </w:t>
+      </w:r>
+      <w:r>
+        <w:t xml:space="preserve">— ITIL Fundamentals (v4) · MS Project / Project Server ·</w:t>
+      </w:r>
+      <w:r>
+        <w:t xml:space="preserve"> </w:t>
+      </w:r>
+      <w:r>
+        <w:t xml:space="preserve">Project Management using Microsoft Project</w:t>
+      </w:r>
+    </w:p>
+    <w:p>
+      <w:r>
+        <w:pict>
+          <v:rect style="width:0;height:1.5pt" o:hralign="center" o:hrstd="t" o:hr="t"/>
         </w:pict>
       </w:r>
     </w:p>
+    <w:bookmarkEnd w:id="15"/>
+    <w:bookmarkStart w:id="16" w:name="languages"/>
     <w:p>
       <w:pPr>
         <w:pStyle w:val="Heading2"/>
       </w:pPr>
-      <w:bookmarkStart w:id="7" w:name="certifications"/>
-      <w:bookmarkEnd w:id="6"/>
-      <w:r>
-        <w:t>Certifications</w:t>
+      <w:r>
+        <w:t xml:space="preserve">Languages</w:t>
       </w:r>
     </w:p>
     <w:p>
@@ -750,72 +1031,48 @@
         <w:pStyle w:val="FirstParagraph"/>
       </w:pPr>
       <w:r>
-        <w:t>Professional Scrum Master I (PSM I), Scrum.org · Professional Scrum Product Owner I (PSPO I), Scrum.org · Google Project Management</w:t>
-      </w:r>
-      <w:r>
-        <w:t xml:space="preserve"> Certificate, Coursera · AI Fluency: Framework &amp; Foundations, Anthropic · Software Product Management, University of Alberta</w:t>
-      </w:r>
-    </w:p>
-    <w:p>
-      <w:pPr>
-        <w:pStyle w:val="BodyText"/>
-      </w:pPr>
-      <w:r>
-        <w:rPr>
-          <w:b/>
-          <w:bCs/>
-        </w:rPr>
-        <w:t>Training</w:t>
-      </w:r>
-      <w:r>
-        <w:t xml:space="preserve"> — ITIL Fundamentals (v4) · MS Project / Project Server · Project Management using Microsoft Project</w:t>
-      </w:r>
-    </w:p>
-    <w:p>
-      <w:r>
-        <w:pict w14:anchorId="25B1A14B">
-          <v:rect id="_x0000_i1030" style="width:0;height:1.5pt" o:hralign="center" o:hrstd="t" o:hr="t"/>
-        </w:pict>
-      </w:r>
-    </w:p>
-    <w:p>
-      <w:pPr>
-        <w:pStyle w:val="Heading2"/>
-      </w:pPr>
-      <w:bookmarkStart w:id="8" w:name="languages"/>
-      <w:bookmarkEnd w:id="7"/>
-      <w:r>
-        <w:t>Languages</w:t>
-      </w:r>
-    </w:p>
-    <w:p>
-      <w:pPr>
-        <w:pStyle w:val="FirstParagraph"/>
-      </w:pPr>
-      <w:r>
-        <w:t>Ukrainian — native · Russian — native · English — B2</w:t>
-      </w:r>
-      <w:bookmarkEnd w:id="0"/>
-      <w:bookmarkEnd w:id="8"/>
-    </w:p>
+        <w:t xml:space="preserve">Ukrainian — native · Russian — native · English — B2</w:t>
+      </w:r>
+    </w:p>
+    <w:bookmarkEnd w:id="16"/>
+    <w:bookmarkEnd w:id="17"/>
     <w:sectPr>
       <w:footnotePr>
         <w:numRestart w:val="eachSect"/>
       </w:footnotePr>
-      <w:pgSz w:w="12240" w:h="15840"/>
-      <w:pgMar w:top="1134" w:right="850" w:bottom="1134" w:left="1701" w:header="720" w:footer="720" w:gutter="0"/>
-      <w:cols w:space="720"/>
     </w:sectPr>
   </w:body>
 </w:document>
 </file>
 
+<file path=word/comments.xml><?xml version="1.0" encoding="utf-8"?>
+<w:comments xmlns:w="http://schemas.openxmlformats.org/wordprocessingml/2006/main" xmlns:m="http://schemas.openxmlformats.org/officeDocument/2006/math" xmlns:r="http://schemas.openxmlformats.org/officeDocument/2006/relationships" xmlns:o="urn:schemas-microsoft-com:office:office" xmlns:v="urn:schemas-microsoft-com:vml" xmlns:w10="urn:schemas-microsoft-com:office:word" xmlns:a="http://schemas.openxmlformats.org/drawingml/2006/main" xmlns:pic="http://schemas.openxmlformats.org/drawingml/2006/picture" xmlns:wp="http://schemas.openxmlformats.org/drawingml/2006/wordprocessingDrawing"/>
+</file>
+
+<file path=word/footnotes.xml><?xml version="1.0" encoding="utf-8"?>
+<w:footnotes xmlns:w="http://schemas.openxmlformats.org/wordprocessingml/2006/main" xmlns:m="http://schemas.openxmlformats.org/officeDocument/2006/math" xmlns:r="http://schemas.openxmlformats.org/officeDocument/2006/relationships" xmlns:o="urn:schemas-microsoft-com:office:office" xmlns:v="urn:schemas-microsoft-com:vml" xmlns:w10="urn:schemas-microsoft-com:office:word" xmlns:a="http://schemas.openxmlformats.org/drawingml/2006/main" xmlns:pic="http://schemas.openxmlformats.org/drawingml/2006/picture" xmlns:wp="http://schemas.openxmlformats.org/drawingml/2006/wordprocessingDrawing">
+  <w:footnote w:type="continuationSeparator" w:id="0">
+    <w:p>
+      <w:r>
+        <w:continuationSeparator/>
+      </w:r>
+    </w:p>
+  </w:footnote>
+  <w:footnote w:type="separator" w:id="-1">
+    <w:p>
+      <w:r>
+        <w:separator/>
+      </w:r>
+    </w:p>
+  </w:footnote>
+</w:footnotes>
+</file>
+
 <file path=word/numbering.xml><?xml version="1.0" encoding="utf-8"?>
-<w:numbering xmlns:wpc="http://schemas.microsoft.com/office/word/2010/wordprocessingCanvas" xmlns:cx="http://schemas.microsoft.com/office/drawing/2014/chartex" xmlns:cx1="http://schemas.microsoft.com/office/drawing/2015/9/8/chartex" xmlns:cx2="http://schemas.microsoft.com/office/drawing/2015/10/21/chartex" xmlns:cx3="http://schemas.microsoft.com/office/drawing/2016/5/9/chartex" xmlns:cx4="http://schemas.microsoft.com/office/drawing/2016/5/10/chartex" xmlns:cx5="http://schemas.microsoft.com/office/drawing/2016/5/11/chartex" xmlns:cx6="http://schemas.microsoft.com/office/drawing/2016/5/12/chartex" xmlns:cx7="http://schemas.microsoft.com/office/drawing/2016/5/13/chartex" xmlns:cx8="http://schemas.microsoft.com/office/drawing/2016/5/14/chartex" xmlns:mc="http://schemas.openxmlformats.org/markup-compatibility/2006" xmlns:aink="http://schemas.microsoft.com/office/drawing/2016/ink" xmlns:am3d="http://schemas.microsoft.com/office/drawing/2017/model3d" xmlns:o="urn:schemas-microsoft-com:office:office" xmlns:r="http://schemas.openxmlformats.org/officeDocument/2006/relationships" xmlns:m="http://schemas.openxmlformats.org/officeDocument/2006/math" xmlns:v="urn:schemas-microsoft-com:vml" xmlns:wp14="http://schemas.microsoft.com/office/word/2010/wordprocessingDrawing" xmlns:wp="http://schemas.openxmlformats.org/drawingml/2006/wordprocessingDrawing" xmlns:w10="urn:schemas-microsoft-com:office:word" xmlns:w="http://schemas.openxmlformats.org/wordprocessingml/2006/main" xmlns:w14="http://schemas.microsoft.com/office/word/2010/wordml" xmlns:w15="http://schemas.microsoft.com/office/word/2012/wordml" xmlns:w16cex="http://schemas.microsoft.com/office/word/2018/wordml/cex" xmlns:w16cid="http://schemas.microsoft.com/office/word/2016/wordml/cid" xmlns:w16="http://schemas.microsoft.com/office/word/2018/wordml" xmlns:w16sdtdh="http://schemas.microsoft.com/office/word/2020/wordml/sdtdatahash" xmlns:w16se="http://schemas.microsoft.com/office/word/2015/wordml/symex" xmlns:wpg="http://schemas.microsoft.com/office/word/2010/wordprocessingGroup" xmlns:wpi="http://schemas.microsoft.com/office/word/2010/wordprocessingInk" xmlns:wne="http://schemas.microsoft.com/office/word/2006/wordml" xmlns:wps="http://schemas.microsoft.com/office/word/2010/wordprocessingShape" mc:Ignorable="w14 w15 w16se w16cid w16 w16cex w16sdtdh wp14">
-  <w:abstractNum w:abstractNumId="0" w15:restartNumberingAfterBreak="0">
+<w:numbering xmlns:w="http://schemas.openxmlformats.org/wordprocessingml/2006/main">
+  <w:abstractNum w:abstractNumId="990">
     <w:nsid w:val="0000A990"/>
     <w:multiLevelType w:val="multilevel"/>
-    <w:tmpl w:val="255219BE"/>
     <w:lvl w:ilvl="0">
       <w:numFmt w:val="bullet"/>
       <w:lvlText w:val=" "/>
@@ -889,10 +1146,9 @@
       </w:pPr>
     </w:lvl>
   </w:abstractNum>
-  <w:abstractNum w:abstractNumId="1" w15:restartNumberingAfterBreak="0">
+  <w:abstractNum w:abstractNumId="991">
     <w:nsid w:val="0000A991"/>
     <w:multiLevelType w:val="multilevel"/>
-    <w:tmpl w:val="E7FC70C6"/>
     <w:lvl w:ilvl="0">
       <w:numFmt w:val="bullet"/>
       <w:lvlText w:val=""/>
@@ -993,36 +1249,36 @@
       </w:rPr>
     </w:lvl>
   </w:abstractNum>
-  <w:num w:numId="1">
-    <w:abstractNumId w:val="0"/>
+  <w:num w:numId="1000">
+    <w:abstractNumId w:val="990"/>
   </w:num>
-  <w:num w:numId="2">
-    <w:abstractNumId w:val="1"/>
+  <w:num w:numId="1001">
+    <w:abstractNumId w:val="991"/>
   </w:num>
-  <w:num w:numId="3">
-    <w:abstractNumId w:val="1"/>
+  <w:num w:numId="1002">
+    <w:abstractNumId w:val="991"/>
   </w:num>
-  <w:num w:numId="4">
-    <w:abstractNumId w:val="1"/>
+  <w:num w:numId="1003">
+    <w:abstractNumId w:val="991"/>
   </w:num>
-  <w:num w:numId="5">
-    <w:abstractNumId w:val="1"/>
+  <w:num w:numId="1004">
+    <w:abstractNumId w:val="991"/>
   </w:num>
-  <w:num w:numId="6">
-    <w:abstractNumId w:val="1"/>
+  <w:num w:numId="1005">
+    <w:abstractNumId w:val="991"/>
   </w:num>
 </w:numbering>
 </file>
 
 <file path=word/styles.xml><?xml version="1.0" encoding="utf-8"?>
-<w:styles xmlns:mc="http://schemas.openxmlformats.org/markup-compatibility/2006" xmlns:r="http://schemas.openxmlformats.org/officeDocument/2006/relationships" xmlns:w="http://schemas.openxmlformats.org/wordprocessingml/2006/main" xmlns:w14="http://schemas.microsoft.com/office/word/2010/wordml" xmlns:w15="http://schemas.microsoft.com/office/word/2012/wordml" xmlns:w16cex="http://schemas.microsoft.com/office/word/2018/wordml/cex" xmlns:w16cid="http://schemas.microsoft.com/office/word/2016/wordml/cid" xmlns:w16="http://schemas.microsoft.com/office/word/2018/wordml" xmlns:w16sdtdh="http://schemas.microsoft.com/office/word/2020/wordml/sdtdatahash" xmlns:w16se="http://schemas.microsoft.com/office/word/2015/wordml/symex" mc:Ignorable="w14 w15 w16se w16cid w16 w16cex w16sdtdh">
+<w:styles xmlns:r="http://schemas.openxmlformats.org/officeDocument/2006/relationships" xmlns:w="http://schemas.openxmlformats.org/wordprocessingml/2006/main">
   <w:docDefaults>
     <w:rPrDefault>
       <w:rPr>
-        <w:rFonts w:asciiTheme="minorHAnsi" w:eastAsiaTheme="minorEastAsia" w:hAnsiTheme="minorHAnsi" w:cstheme="minorBidi"/>
+        <w:rFonts w:asciiTheme="minorHAnsi" w:cstheme="minorBidi" w:eastAsiaTheme="minorEastAsia" w:hAnsiTheme="minorHAnsi"/>
         <w:sz w:val="24"/>
         <w:szCs w:val="24"/>
-        <w:lang w:val="en-US" w:eastAsia="zh-CN" w:bidi="ar-SA"/>
+        <w:lang w:bidi="ar-SA" w:eastAsia="zh-CN" w:val="en-US"/>
       </w:rPr>
     </w:rPrDefault>
     <w:pPrDefault>
@@ -1031,342 +1287,168 @@
       </w:pPr>
     </w:pPrDefault>
   </w:docDefaults>
-  <w:latentStyles w:defLockedState="0" w:defUIPriority="0" w:defSemiHidden="0" w:defUnhideWhenUsed="0" w:defQFormat="0" w:count="376">
-    <w:lsdException w:name="heading 5" w:semiHidden="1" w:unhideWhenUsed="1"/>
-    <w:lsdException w:name="index 2" w:semiHidden="1" w:unhideWhenUsed="1"/>
-    <w:lsdException w:name="index 3" w:semiHidden="1" w:unhideWhenUsed="1"/>
-    <w:lsdException w:name="index 4" w:semiHidden="1" w:unhideWhenUsed="1"/>
-    <w:lsdException w:name="index 5" w:semiHidden="1" w:unhideWhenUsed="1"/>
-    <w:lsdException w:name="index 6" w:semiHidden="1" w:unhideWhenUsed="1"/>
-    <w:lsdException w:name="index 7" w:semiHidden="1" w:unhideWhenUsed="1"/>
-    <w:lsdException w:name="index 8" w:semiHidden="1" w:unhideWhenUsed="1"/>
-    <w:lsdException w:name="index 9" w:semiHidden="1" w:unhideWhenUsed="1"/>
-    <w:lsdException w:name="toc 1" w:semiHidden="1" w:unhideWhenUsed="1"/>
-    <w:lsdException w:name="toc 2" w:semiHidden="1" w:unhideWhenUsed="1"/>
-    <w:lsdException w:name="toc 3" w:semiHidden="1" w:unhideWhenUsed="1"/>
-    <w:lsdException w:name="toc 4" w:semiHidden="1" w:unhideWhenUsed="1"/>
-    <w:lsdException w:name="toc 5" w:semiHidden="1" w:unhideWhenUsed="1"/>
-    <w:lsdException w:name="toc 6" w:semiHidden="1" w:unhideWhenUsed="1"/>
-    <w:lsdException w:name="toc 7" w:semiHidden="1" w:unhideWhenUsed="1"/>
-    <w:lsdException w:name="toc 8" w:semiHidden="1" w:unhideWhenUsed="1"/>
-    <w:lsdException w:name="toc 9" w:semiHidden="1" w:unhideWhenUsed="1"/>
-    <w:lsdException w:name="Normal Indent" w:semiHidden="1" w:unhideWhenUsed="1"/>
-    <w:lsdException w:name="footnote text" w:semiHidden="1" w:unhideWhenUsed="1"/>
-    <w:lsdException w:name="annotation text" w:semiHidden="1" w:unhideWhenUsed="1"/>
-    <w:lsdException w:name="header" w:semiHidden="1" w:unhideWhenUsed="1"/>
-    <w:lsdException w:name="footer" w:semiHidden="1" w:unhideWhenUsed="1"/>
-    <w:lsdException w:name="index heading" w:semiHidden="1" w:unhideWhenUsed="1"/>
-    <w:lsdException w:name="caption" w:semiHidden="1" w:unhideWhenUsed="1"/>
-    <w:lsdException w:name="table of figures" w:semiHidden="1" w:unhideWhenUsed="1"/>
-    <w:lsdException w:name="envelope address" w:semiHidden="1" w:unhideWhenUsed="1"/>
-    <w:lsdException w:name="envelope return" w:semiHidden="1" w:unhideWhenUsed="1"/>
-    <w:lsdException w:name="footnote reference" w:semiHidden="1" w:unhideWhenUsed="1"/>
-    <w:lsdException w:name="annotation reference" w:semiHidden="1" w:unhideWhenUsed="1"/>
-    <w:lsdException w:name="line number" w:semiHidden="1" w:unhideWhenUsed="1"/>
-    <w:lsdException w:name="page number" w:semiHidden="1" w:unhideWhenUsed="1"/>
-    <w:lsdException w:name="endnote reference" w:semiHidden="1" w:unhideWhenUsed="1"/>
-    <w:lsdException w:name="endnote text" w:semiHidden="1" w:unhideWhenUsed="1"/>
-    <w:lsdException w:name="table of authorities" w:semiHidden="1" w:unhideWhenUsed="1"/>
-    <w:lsdException w:name="macro" w:semiHidden="1" w:unhideWhenUsed="1"/>
-    <w:lsdException w:name="toa heading" w:semiHidden="1" w:unhideWhenUsed="1"/>
-    <w:lsdException w:name="List" w:semiHidden="1" w:unhideWhenUsed="1"/>
-    <w:lsdException w:name="List Bullet" w:semiHidden="1" w:unhideWhenUsed="1"/>
-    <w:lsdException w:name="List Number" w:semiHidden="1" w:unhideWhenUsed="1"/>
-    <w:lsdException w:name="List 2" w:semiHidden="1" w:unhideWhenUsed="1"/>
-    <w:lsdException w:name="List 3" w:semiHidden="1" w:unhideWhenUsed="1"/>
-    <w:lsdException w:name="List 4" w:semiHidden="1" w:unhideWhenUsed="1"/>
-    <w:lsdException w:name="List Bullet 2" w:semiHidden="1" w:unhideWhenUsed="1"/>
-    <w:lsdException w:name="List Bullet 3" w:semiHidden="1" w:unhideWhenUsed="1"/>
-    <w:lsdException w:name="List Number 2" w:semiHidden="1" w:unhideWhenUsed="1"/>
-    <w:lsdException w:name="List Number 3" w:semiHidden="1" w:unhideWhenUsed="1"/>
-    <w:lsdException w:name="List Number 4" w:semiHidden="1" w:unhideWhenUsed="1"/>
-    <w:lsdException w:name="List Number 5" w:semiHidden="1" w:unhideWhenUsed="1"/>
-    <w:lsdException w:name="Closing" w:semiHidden="1" w:unhideWhenUsed="1"/>
-    <w:lsdException w:name="Signature" w:semiHidden="1" w:unhideWhenUsed="1"/>
-    <w:lsdException w:name="Default Paragraph Font" w:semiHidden="1" w:unhideWhenUsed="1"/>
-    <w:lsdException w:name="Body Text" w:semiHidden="1" w:unhideWhenUsed="1"/>
-    <w:lsdException w:name="Body Text Indent" w:semiHidden="1" w:unhideWhenUsed="1"/>
-    <w:lsdException w:name="List Continue" w:semiHidden="1" w:unhideWhenUsed="1"/>
-    <w:lsdException w:name="List Continue 2" w:semiHidden="1" w:unhideWhenUsed="1"/>
-    <w:lsdException w:name="List Continue 3" w:semiHidden="1" w:unhideWhenUsed="1"/>
-    <w:lsdException w:name="List Continue 4" w:semiHidden="1" w:unhideWhenUsed="1"/>
-    <w:lsdException w:name="List Continue 5" w:semiHidden="1" w:unhideWhenUsed="1"/>
-    <w:lsdException w:name="Message Header" w:semiHidden="1" w:unhideWhenUsed="1"/>
-    <w:lsdException w:name="Salutation" w:semiHidden="1" w:unhideWhenUsed="1"/>
-    <w:lsdException w:name="Date" w:semiHidden="1" w:unhideWhenUsed="1"/>
-    <w:lsdException w:name="Body Text First Indent" w:semiHidden="1" w:unhideWhenUsed="1"/>
-    <w:lsdException w:name="Body Text Indent 2" w:semiHidden="1" w:unhideWhenUsed="1"/>
-    <w:lsdException w:name="Body Text Indent 3" w:semiHidden="1" w:unhideWhenUsed="1"/>
-    <w:lsdException w:name="Block Text" w:semiHidden="1" w:unhideWhenUsed="1"/>
-    <w:lsdException w:name="Hyperlink" w:semiHidden="1" w:unhideWhenUsed="1"/>
-    <w:lsdException w:name="FollowedHyperlink" w:semiHidden="1" w:unhideWhenUsed="1"/>
-    <w:lsdException w:name="Document Map" w:semiHidden="1" w:unhideWhenUsed="1"/>
-    <w:lsdException w:name="Plain Text" w:semiHidden="1" w:unhideWhenUsed="1"/>
-    <w:lsdException w:name="E-mail Signature" w:semiHidden="1" w:unhideWhenUsed="1"/>
-    <w:lsdException w:name="HTML Top of Form" w:semiHidden="1" w:unhideWhenUsed="1"/>
-    <w:lsdException w:name="HTML Bottom of Form" w:semiHidden="1" w:unhideWhenUsed="1"/>
-    <w:lsdException w:name="Normal (Web)" w:semiHidden="1" w:unhideWhenUsed="1"/>
-    <w:lsdException w:name="HTML Acronym" w:semiHidden="1" w:unhideWhenUsed="1"/>
-    <w:lsdException w:name="HTML Address" w:semiHidden="1" w:unhideWhenUsed="1"/>
-    <w:lsdException w:name="HTML Cite" w:semiHidden="1" w:unhideWhenUsed="1"/>
-    <w:lsdException w:name="HTML Code" w:semiHidden="1" w:unhideWhenUsed="1"/>
-    <w:lsdException w:name="HTML Definition" w:semiHidden="1" w:unhideWhenUsed="1"/>
-    <w:lsdException w:name="HTML Keyboard" w:semiHidden="1" w:unhideWhenUsed="1"/>
-    <w:lsdException w:name="HTML Preformatted" w:semiHidden="1" w:unhideWhenUsed="1"/>
-    <w:lsdException w:name="HTML Sample" w:semiHidden="1" w:unhideWhenUsed="1"/>
-    <w:lsdException w:name="HTML Typewriter" w:semiHidden="1" w:unhideWhenUsed="1"/>
-    <w:lsdException w:name="HTML Variable" w:semiHidden="1" w:unhideWhenUsed="1"/>
-    <w:lsdException w:name="Normal Table" w:semiHidden="1" w:unhideWhenUsed="1"/>
-    <w:lsdException w:name="annotation subject" w:semiHidden="1" w:unhideWhenUsed="1"/>
-    <w:lsdException w:name="No List" w:semiHidden="1" w:unhideWhenUsed="1"/>
-    <w:lsdException w:name="Outline List 1" w:semiHidden="1" w:unhideWhenUsed="1"/>
-    <w:lsdException w:name="Outline List 2" w:semiHidden="1" w:unhideWhenUsed="1"/>
-    <w:lsdException w:name="Outline List 3" w:semiHidden="1" w:unhideWhenUsed="1"/>
-    <w:lsdException w:name="Table Simple 1" w:semiHidden="1" w:unhideWhenUsed="1"/>
-    <w:lsdException w:name="Table Simple 2" w:semiHidden="1" w:unhideWhenUsed="1"/>
-    <w:lsdException w:name="Table Simple 3" w:semiHidden="1" w:unhideWhenUsed="1"/>
-    <w:lsdException w:name="Table Classic 1" w:semiHidden="1" w:unhideWhenUsed="1"/>
-    <w:lsdException w:name="Table Classic 2" w:semiHidden="1" w:unhideWhenUsed="1"/>
-    <w:lsdException w:name="Table Classic 3" w:semiHidden="1" w:unhideWhenUsed="1"/>
-    <w:lsdException w:name="Table Classic 4" w:semiHidden="1" w:unhideWhenUsed="1"/>
-    <w:lsdException w:name="Table Colorful 1" w:semiHidden="1" w:unhideWhenUsed="1"/>
-    <w:lsdException w:name="Table Colorful 2" w:semiHidden="1" w:unhideWhenUsed="1"/>
-    <w:lsdException w:name="Table Colorful 3" w:semiHidden="1" w:unhideWhenUsed="1"/>
-    <w:lsdException w:name="Table Columns 1" w:semiHidden="1" w:unhideWhenUsed="1"/>
-    <w:lsdException w:name="Table Columns 2" w:semiHidden="1" w:unhideWhenUsed="1"/>
-    <w:lsdException w:name="Table Columns 3" w:semiHidden="1" w:unhideWhenUsed="1"/>
-    <w:lsdException w:name="Table Columns 4" w:semiHidden="1" w:unhideWhenUsed="1"/>
-    <w:lsdException w:name="Table Columns 5" w:semiHidden="1" w:unhideWhenUsed="1"/>
-    <w:lsdException w:name="Table Grid 1" w:semiHidden="1" w:unhideWhenUsed="1"/>
-    <w:lsdException w:name="Table Grid 2" w:semiHidden="1" w:unhideWhenUsed="1"/>
-    <w:lsdException w:name="Table Grid 3" w:semiHidden="1" w:unhideWhenUsed="1"/>
-    <w:lsdException w:name="Table Grid 4" w:semiHidden="1" w:unhideWhenUsed="1"/>
-    <w:lsdException w:name="Table Grid 5" w:semiHidden="1" w:unhideWhenUsed="1"/>
-    <w:lsdException w:name="Table Grid 6" w:semiHidden="1" w:unhideWhenUsed="1"/>
-    <w:lsdException w:name="Table Grid 7" w:semiHidden="1" w:unhideWhenUsed="1"/>
-    <w:lsdException w:name="Table Grid 8" w:semiHidden="1" w:unhideWhenUsed="1"/>
-    <w:lsdException w:name="Table List 1" w:semiHidden="1" w:unhideWhenUsed="1"/>
-    <w:lsdException w:name="Table List 2" w:semiHidden="1" w:unhideWhenUsed="1"/>
-    <w:lsdException w:name="Table List 3" w:semiHidden="1" w:unhideWhenUsed="1"/>
-    <w:lsdException w:name="Table List 4" w:semiHidden="1" w:unhideWhenUsed="1"/>
-    <w:lsdException w:name="Table List 5" w:semiHidden="1" w:unhideWhenUsed="1"/>
-    <w:lsdException w:name="Table List 6" w:semiHidden="1" w:unhideWhenUsed="1"/>
-    <w:lsdException w:name="Table List 7" w:semiHidden="1" w:unhideWhenUsed="1"/>
-    <w:lsdException w:name="Table List 8" w:semiHidden="1" w:unhideWhenUsed="1"/>
-    <w:lsdException w:name="Table 3D effects 1" w:semiHidden="1" w:unhideWhenUsed="1"/>
-    <w:lsdException w:name="Table 3D effects 2" w:semiHidden="1" w:unhideWhenUsed="1"/>
-    <w:lsdException w:name="Table 3D effects 3" w:semiHidden="1" w:unhideWhenUsed="1"/>
-    <w:lsdException w:name="Table Contemporary" w:semiHidden="1" w:unhideWhenUsed="1"/>
-    <w:lsdException w:name="Table Elegant" w:semiHidden="1" w:unhideWhenUsed="1"/>
-    <w:lsdException w:name="Table Professional" w:semiHidden="1" w:unhideWhenUsed="1"/>
-    <w:lsdException w:name="Table Subtle 1" w:semiHidden="1" w:unhideWhenUsed="1"/>
-    <w:lsdException w:name="Table Subtle 2" w:semiHidden="1" w:unhideWhenUsed="1"/>
-    <w:lsdException w:name="Table Web 1" w:semiHidden="1" w:unhideWhenUsed="1"/>
-    <w:lsdException w:name="Table Web 2" w:semiHidden="1" w:unhideWhenUsed="1"/>
-    <w:lsdException w:name="Table Web 3" w:semiHidden="1" w:unhideWhenUsed="1"/>
-    <w:lsdException w:name="Balloon Text" w:semiHidden="1" w:unhideWhenUsed="1"/>
-    <w:lsdException w:name="Table Theme" w:semiHidden="1" w:unhideWhenUsed="1"/>
-    <w:lsdException w:name="Placeholder Text" w:semiHidden="1"/>
-    <w:lsdException w:name="Light Shading"/>
-    <w:lsdException w:name="Light List"/>
-    <w:lsdException w:name="Medium Grid 3"/>
-    <w:lsdException w:name="Dark List"/>
-    <w:lsdException w:name="Colorful Shading"/>
-    <w:lsdException w:name="Colorful List"/>
-    <w:lsdException w:name="Colorful Grid"/>
-    <w:lsdException w:name="Light Shading Accent 1"/>
-    <w:lsdException w:name="Light List Accent 1"/>
-    <w:lsdException w:name="Light Grid Accent 1"/>
-    <w:lsdException w:name="Medium Shading 1 Accent 1"/>
-    <w:lsdException w:name="Medium Shading 2 Accent 1"/>
-    <w:lsdException w:name="Medium List 1 Accent 1"/>
-    <w:lsdException w:name="Revision" w:semiHidden="1"/>
-    <w:lsdException w:name="Medium List 2 Accent 1"/>
-    <w:lsdException w:name="Medium Grid 1 Accent 1"/>
-    <w:lsdException w:name="Medium Grid 2 Accent 1"/>
-    <w:lsdException w:name="Medium Grid 3 Accent 1"/>
-    <w:lsdException w:name="Dark List Accent 1"/>
-    <w:lsdException w:name="Colorful Shading Accent 1"/>
-    <w:lsdException w:name="Colorful List Accent 1"/>
-    <w:lsdException w:name="Colorful Grid Accent 1"/>
-    <w:lsdException w:name="Light Shading Accent 2"/>
-    <w:lsdException w:name="Light List Accent 2"/>
-    <w:lsdException w:name="Light Grid Accent 2"/>
-    <w:lsdException w:name="Medium Shading 1 Accent 2"/>
-    <w:lsdException w:name="Medium Shading 2 Accent 2"/>
-    <w:lsdException w:name="Medium List 1 Accent 2"/>
-    <w:lsdException w:name="Medium List 2 Accent 2"/>
-    <w:lsdException w:name="Medium Grid 1 Accent 2"/>
-    <w:lsdException w:name="Medium Grid 2 Accent 2"/>
-    <w:lsdException w:name="Medium Grid 3 Accent 2"/>
-    <w:lsdException w:name="Dark List Accent 2"/>
-    <w:lsdException w:name="Colorful Shading Accent 2"/>
-    <w:lsdException w:name="Colorful List Accent 2"/>
-    <w:lsdException w:name="Colorful Grid Accent 2"/>
-    <w:lsdException w:name="Light Shading Accent 3"/>
-    <w:lsdException w:name="Light List Accent 3"/>
-    <w:lsdException w:name="Light Grid Accent 3"/>
-    <w:lsdException w:name="Medium Shading 1 Accent 3"/>
-    <w:lsdException w:name="Medium Shading 2 Accent 3"/>
-    <w:lsdException w:name="Medium List 1 Accent 3"/>
-    <w:lsdException w:name="Medium List 2 Accent 3"/>
-    <w:lsdException w:name="Medium Grid 1 Accent 3"/>
-    <w:lsdException w:name="Medium Grid 2 Accent 3"/>
-    <w:lsdException w:name="Medium Grid 3 Accent 3"/>
-    <w:lsdException w:name="Dark List Accent 3"/>
-    <w:lsdException w:name="Colorful Shading Accent 3"/>
-    <w:lsdException w:name="Colorful List Accent 3"/>
-    <w:lsdException w:name="Colorful Grid Accent 3"/>
-    <w:lsdException w:name="Light Shading Accent 4"/>
-    <w:lsdException w:name="Light List Accent 4"/>
-    <w:lsdException w:name="Light Grid Accent 4"/>
-    <w:lsdException w:name="Medium Shading 1 Accent 4"/>
-    <w:lsdException w:name="Medium Shading 2 Accent 4"/>
-    <w:lsdException w:name="Medium List 1 Accent 4"/>
-    <w:lsdException w:name="Medium List 2 Accent 4"/>
-    <w:lsdException w:name="Medium Grid 1 Accent 4"/>
-    <w:lsdException w:name="Medium Grid 2 Accent 4"/>
-    <w:lsdException w:name="Medium Grid 3 Accent 4"/>
-    <w:lsdException w:name="Dark List Accent 4"/>
-    <w:lsdException w:name="Colorful Shading Accent 4"/>
-    <w:lsdException w:name="Colorful List Accent 4"/>
-    <w:lsdException w:name="Colorful Grid Accent 4"/>
-    <w:lsdException w:name="Light Shading Accent 5"/>
-    <w:lsdException w:name="Light List Accent 5"/>
-    <w:lsdException w:name="Light Grid Accent 5"/>
-    <w:lsdException w:name="Medium Shading 1 Accent 5"/>
-    <w:lsdException w:name="Medium Shading 2 Accent 5"/>
-    <w:lsdException w:name="Medium List 1 Accent 5"/>
-    <w:lsdException w:name="Medium List 2 Accent 5"/>
-    <w:lsdException w:name="Medium Grid 1 Accent 5"/>
-    <w:lsdException w:name="Medium Grid 2 Accent 5"/>
-    <w:lsdException w:name="Medium Grid 3 Accent 5"/>
-    <w:lsdException w:name="Dark List Accent 5"/>
-    <w:lsdException w:name="Colorful Shading Accent 5"/>
-    <w:lsdException w:name="Colorful List Accent 5"/>
-    <w:lsdException w:name="Colorful Grid Accent 5"/>
-    <w:lsdException w:name="Light Shading Accent 6"/>
-    <w:lsdException w:name="Light List Accent 6"/>
-    <w:lsdException w:name="Light Grid Accent 6"/>
-    <w:lsdException w:name="Medium Shading 1 Accent 6"/>
-    <w:lsdException w:name="Medium Shading 2 Accent 6"/>
-    <w:lsdException w:name="Medium List 1 Accent 6"/>
-    <w:lsdException w:name="Medium List 2 Accent 6"/>
-    <w:lsdException w:name="Medium Grid 1 Accent 6"/>
-    <w:lsdException w:name="Medium Grid 2 Accent 6"/>
-    <w:lsdException w:name="Medium Grid 3 Accent 6"/>
-    <w:lsdException w:name="Dark List Accent 6"/>
-    <w:lsdException w:name="Colorful Shading Accent 6"/>
-    <w:lsdException w:name="Colorful List Accent 6"/>
-    <w:lsdException w:name="Colorful Grid Accent 6"/>
-    <w:lsdException w:name="Bibliography" w:semiHidden="1" w:unhideWhenUsed="1"/>
-    <w:lsdException w:name="TOC Heading" w:semiHidden="1" w:unhideWhenUsed="1"/>
-    <w:lsdException w:name="Grid Table 4" w:uiPriority="49"/>
-    <w:lsdException w:name="Grid Table 5 Dark" w:uiPriority="50"/>
-    <w:lsdException w:name="Grid Table 6 Colorful" w:uiPriority="51"/>
-    <w:lsdException w:name="Grid Table 7 Colorful" w:uiPriority="52"/>
-    <w:lsdException w:name="Grid Table 1 Light Accent 1" w:uiPriority="46"/>
-    <w:lsdException w:name="Grid Table 2 Accent 1" w:uiPriority="47"/>
-    <w:lsdException w:name="Grid Table 3 Accent 1" w:uiPriority="48"/>
-    <w:lsdException w:name="Grid Table 4 Accent 1" w:uiPriority="49"/>
-    <w:lsdException w:name="Grid Table 5 Dark Accent 1" w:uiPriority="50"/>
-    <w:lsdException w:name="Grid Table 6 Colorful Accent 1" w:uiPriority="51"/>
-    <w:lsdException w:name="Grid Table 7 Colorful Accent 1" w:uiPriority="52"/>
-    <w:lsdException w:name="Grid Table 1 Light Accent 2" w:uiPriority="46"/>
-    <w:lsdException w:name="Grid Table 2 Accent 2" w:uiPriority="47"/>
-    <w:lsdException w:name="Grid Table 3 Accent 2" w:uiPriority="48"/>
-    <w:lsdException w:name="Grid Table 4 Accent 2" w:uiPriority="49"/>
-    <w:lsdException w:name="Grid Table 5 Dark Accent 2" w:uiPriority="50"/>
-    <w:lsdException w:name="Grid Table 6 Colorful Accent 2" w:uiPriority="51"/>
-    <w:lsdException w:name="Grid Table 7 Colorful Accent 2" w:uiPriority="52"/>
-    <w:lsdException w:name="Grid Table 1 Light Accent 3" w:uiPriority="46"/>
-    <w:lsdException w:name="Grid Table 2 Accent 3" w:uiPriority="47"/>
-    <w:lsdException w:name="Grid Table 3 Accent 3" w:uiPriority="48"/>
-    <w:lsdException w:name="Grid Table 4 Accent 3" w:uiPriority="49"/>
-    <w:lsdException w:name="Grid Table 5 Dark Accent 3" w:uiPriority="50"/>
-    <w:lsdException w:name="Grid Table 6 Colorful Accent 3" w:uiPriority="51"/>
-    <w:lsdException w:name="Grid Table 7 Colorful Accent 3" w:uiPriority="52"/>
-    <w:lsdException w:name="Grid Table 1 Light Accent 4" w:uiPriority="46"/>
-    <w:lsdException w:name="Grid Table 2 Accent 4" w:uiPriority="47"/>
-    <w:lsdException w:name="Grid Table 3 Accent 4" w:uiPriority="48"/>
-    <w:lsdException w:name="Grid Table 4 Accent 4" w:uiPriority="49"/>
-    <w:lsdException w:name="Grid Table 5 Dark Accent 4" w:uiPriority="50"/>
-    <w:lsdException w:name="Grid Table 6 Colorful Accent 4" w:uiPriority="51"/>
-    <w:lsdException w:name="Grid Table 7 Colorful Accent 4" w:uiPriority="52"/>
-    <w:lsdException w:name="Grid Table 1 Light Accent 5" w:uiPriority="46"/>
-    <w:lsdException w:name="Grid Table 2 Accent 5" w:uiPriority="47"/>
-    <w:lsdException w:name="Grid Table 3 Accent 5" w:uiPriority="48"/>
-    <w:lsdException w:name="Grid Table 4 Accent 5" w:uiPriority="49"/>
-    <w:lsdException w:name="Grid Table 5 Dark Accent 5" w:uiPriority="50"/>
-    <w:lsdException w:name="Grid Table 6 Colorful Accent 5" w:uiPriority="51"/>
-    <w:lsdException w:name="Grid Table 7 Colorful Accent 5" w:uiPriority="52"/>
-    <w:lsdException w:name="Grid Table 1 Light Accent 6" w:uiPriority="46"/>
-    <w:lsdException w:name="Grid Table 2 Accent 6" w:uiPriority="47"/>
-    <w:lsdException w:name="Grid Table 3 Accent 6" w:uiPriority="48"/>
-    <w:lsdException w:name="Grid Table 4 Accent 6" w:uiPriority="49"/>
-    <w:lsdException w:name="Grid Table 5 Dark Accent 6" w:uiPriority="50"/>
-    <w:lsdException w:name="Grid Table 6 Colorful Accent 6" w:uiPriority="51"/>
-    <w:lsdException w:name="Grid Table 7 Colorful Accent 6" w:uiPriority="52"/>
-    <w:lsdException w:name="List Table 1 Light" w:uiPriority="46"/>
-    <w:lsdException w:name="List Table 2" w:uiPriority="47"/>
-    <w:lsdException w:name="List Table 3" w:uiPriority="48"/>
-    <w:lsdException w:name="List Table 4" w:uiPriority="49"/>
-    <w:lsdException w:name="List Table 5 Dark" w:uiPriority="50"/>
-    <w:lsdException w:name="List Table 6 Colorful" w:uiPriority="51"/>
-    <w:lsdException w:name="List Table 7 Colorful" w:uiPriority="52"/>
-    <w:lsdException w:name="List Table 1 Light Accent 1" w:uiPriority="46"/>
-    <w:lsdException w:name="List Table 2 Accent 1" w:uiPriority="47"/>
-    <w:lsdException w:name="List Table 3 Accent 1" w:uiPriority="48"/>
-    <w:lsdException w:name="List Table 4 Accent 1" w:uiPriority="49"/>
-    <w:lsdException w:name="List Table 5 Dark Accent 1" w:uiPriority="50"/>
-    <w:lsdException w:name="List Table 6 Colorful Accent 1" w:uiPriority="51"/>
-    <w:lsdException w:name="List Table 7 Colorful Accent 1" w:uiPriority="52"/>
-    <w:lsdException w:name="List Table 1 Light Accent 2" w:uiPriority="46"/>
-    <w:lsdException w:name="List Table 2 Accent 2" w:uiPriority="47"/>
-    <w:lsdException w:name="List Table 3 Accent 2" w:uiPriority="48"/>
-    <w:lsdException w:name="List Table 4 Accent 2" w:uiPriority="49"/>
-    <w:lsdException w:name="List Table 5 Dark Accent 2" w:uiPriority="50"/>
-    <w:lsdException w:name="List Table 6 Colorful Accent 2" w:uiPriority="51"/>
-    <w:lsdException w:name="List Table 7 Colorful Accent 2" w:uiPriority="52"/>
-    <w:lsdException w:name="List Table 1 Light Accent 3" w:uiPriority="46"/>
-    <w:lsdException w:name="List Table 2 Accent 3" w:uiPriority="47"/>
-    <w:lsdException w:name="List Table 3 Accent 3" w:uiPriority="48"/>
-    <w:lsdException w:name="List Table 4 Accent 3" w:uiPriority="49"/>
-    <w:lsdException w:name="List Table 5 Dark Accent 3" w:uiPriority="50"/>
-    <w:lsdException w:name="List Table 6 Colorful Accent 3" w:uiPriority="51"/>
-    <w:lsdException w:name="List Table 7 Colorful Accent 3" w:uiPriority="52"/>
-    <w:lsdException w:name="List Table 1 Light Accent 4" w:uiPriority="46"/>
-    <w:lsdException w:name="List Table 2 Accent 4" w:uiPriority="47"/>
-    <w:lsdException w:name="List Table 3 Accent 4" w:uiPriority="48"/>
-    <w:lsdException w:name="List Table 4 Accent 4" w:uiPriority="49"/>
-    <w:lsdException w:name="List Table 5 Dark Accent 4" w:uiPriority="50"/>
-    <w:lsdException w:name="List Table 6 Colorful Accent 4" w:uiPriority="51"/>
-    <w:lsdException w:name="List Table 7 Colorful Accent 4" w:uiPriority="52"/>
-    <w:lsdException w:name="List Table 1 Light Accent 5" w:uiPriority="46"/>
-    <w:lsdException w:name="List Table 2 Accent 5" w:uiPriority="47"/>
-    <w:lsdException w:name="List Table 3 Accent 5" w:uiPriority="48"/>
-    <w:lsdException w:name="List Table 4 Accent 5" w:uiPriority="49"/>
-    <w:lsdException w:name="List Table 5 Dark Accent 5" w:uiPriority="50"/>
-    <w:lsdException w:name="List Table 6 Colorful Accent 5" w:uiPriority="51"/>
-    <w:lsdException w:name="List Table 7 Colorful Accent 5" w:uiPriority="52"/>
-    <w:lsdException w:name="List Table 1 Light Accent 6" w:uiPriority="46"/>
-    <w:lsdException w:name="List Table 2 Accent 6" w:uiPriority="47"/>
-    <w:lsdException w:name="List Table 3 Accent 6" w:uiPriority="48"/>
-    <w:lsdException w:name="List Table 4 Accent 6" w:uiPriority="49"/>
-    <w:lsdException w:name="List Table 5 Dark Accent 6" w:uiPriority="50"/>
-    <w:lsdException w:name="List Table 6 Colorful Accent 6" w:uiPriority="51"/>
-    <w:lsdException w:name="List Table 7 Colorful Accent 6" w:uiPriority="52"/>
-    <w:lsdException w:name="Mention" w:semiHidden="1" w:uiPriority="99" w:unhideWhenUsed="1"/>
-    <w:lsdException w:name="Smart Hyperlink" w:semiHidden="1" w:uiPriority="99" w:unhideWhenUsed="1"/>
-    <w:lsdException w:name="Hashtag" w:semiHidden="1" w:uiPriority="99" w:unhideWhenUsed="1"/>
-    <w:lsdException w:name="Unresolved Mention" w:semiHidden="1" w:uiPriority="99" w:unhideWhenUsed="1"/>
-    <w:lsdException w:name="Smart Link" w:semiHidden="1" w:uiPriority="99" w:unhideWhenUsed="1"/>
-  </w:latentStyles>
-  <w:style w:type="paragraph" w:default="1" w:styleId="Normal">
+  <w:latentStyles w:count="276" w:defLockedState="0" w:defQFormat="0" w:defSemiHidden="0" w:defUIPriority="0" w:defUnhideWhenUsed="0"/>
+  <w:style w:default="1" w:styleId="Normal" w:type="paragraph">
     <w:name w:val="Normal"/>
     <w:qFormat/>
   </w:style>
-  <w:style w:type="paragraph" w:styleId="Heading1">
+  <w:style w:styleId="BodyText" w:type="paragraph">
+    <w:name w:val="Body Text"/>
+    <w:basedOn w:val="Normal"/>
+    <w:link w:val="BodyTextChar"/>
+    <w:qFormat/>
+    <w:pPr>
+      <w:spacing w:after="180" w:before="180"/>
+    </w:pPr>
+  </w:style>
+  <w:style w:customStyle="1" w:styleId="FirstParagraph" w:type="paragraph">
+    <w:name w:val="First Paragraph"/>
+    <w:basedOn w:val="BodyText"/>
+    <w:next w:val="BodyText"/>
+    <w:qFormat/>
+  </w:style>
+  <w:style w:customStyle="1" w:styleId="Compact" w:type="paragraph">
+    <w:name w:val="Compact"/>
+    <w:basedOn w:val="BodyText"/>
+    <w:qFormat/>
+    <w:pPr>
+      <w:spacing w:after="36" w:before="36"/>
+    </w:pPr>
+  </w:style>
+  <w:style w:styleId="Title" w:type="paragraph">
+    <w:name w:val="Title"/>
+    <w:basedOn w:val="Normal"/>
+    <w:next w:val="BodyText"/>
+    <w:link w:val="TitleChar"/>
+    <w:uiPriority w:val="10"/>
+    <w:qFormat/>
+    <w:rsid w:val="00A10FD9"/>
+    <w:pPr>
+      <w:spacing w:after="80" w:line="240" w:lineRule="auto"/>
+      <w:contextualSpacing/>
+      <w:jc w:val="center"/>
+    </w:pPr>
+    <w:rPr>
+      <w:rFonts w:asciiTheme="majorHAnsi" w:cstheme="majorBidi" w:eastAsiaTheme="majorEastAsia" w:hAnsiTheme="majorHAnsi"/>
+      <w:sz w:val="56"/>
+      <w:szCs w:val="56"/>
+    </w:rPr>
+  </w:style>
+  <w:style w:customStyle="1" w:styleId="TitleChar" w:type="character">
+    <w:name w:val="Title Char"/>
+    <w:basedOn w:val="DefaultParagraphFont"/>
+    <w:link w:val="Title"/>
+    <w:uiPriority w:val="10"/>
+    <w:rsid w:val="00A10FD9"/>
+    <w:rPr>
+      <w:rFonts w:asciiTheme="majorHAnsi" w:cstheme="majorBidi" w:eastAsiaTheme="majorEastAsia" w:hAnsiTheme="majorHAnsi"/>
+      <w:sz w:val="56"/>
+      <w:szCs w:val="56"/>
+    </w:rPr>
+  </w:style>
+  <w:style w:styleId="Subtitle" w:type="paragraph">
+    <w:name w:val="Subtitle"/>
+    <w:basedOn w:val="Title"/>
+    <w:next w:val="BodyText"/>
+    <w:link w:val="SubtitleChar"/>
+    <w:uiPriority w:val="11"/>
+    <w:qFormat/>
+    <w:rsid w:val="00A10FD9"/>
+    <w:pPr>
+      <w:numPr>
+        <w:ilvl w:val="1"/>
+      </w:numPr>
+    </w:pPr>
+    <w:rPr>
+      <w:rFonts w:cstheme="majorBidi" w:eastAsiaTheme="majorEastAsia"/>
+      <w:spacing w:val="15"/>
+      <w:sz w:val="28"/>
+      <w:szCs w:val="28"/>
+    </w:rPr>
+  </w:style>
+  <w:style w:customStyle="1" w:styleId="SubtitleChar" w:type="character">
+    <w:name w:val="Subtitle Char"/>
+    <w:basedOn w:val="DefaultParagraphFont"/>
+    <w:link w:val="Subtitle"/>
+    <w:uiPriority w:val="11"/>
+    <w:rsid w:val="00A10FD9"/>
+    <w:rPr>
+      <w:rFonts w:cstheme="majorBidi" w:eastAsiaTheme="majorEastAsia"/>
+      <w:color w:themeColor="text1" w:themeTint="A6" w:val="595959"/>
+      <w:spacing w:val="15"/>
+      <w:sz w:val="28"/>
+      <w:szCs w:val="28"/>
+    </w:rPr>
+  </w:style>
+  <w:style w:customStyle="1" w:styleId="Author" w:type="paragraph">
+    <w:name w:val="Author"/>
+    <w:basedOn w:val="Title"/>
+    <w:next w:val="BodyText"/>
+    <w:qFormat/>
+    <w:pPr>
+      <w:keepNext/>
+      <w:keepLines/>
+    </w:pPr>
+    <w:rPr>
+      <w:sz w:val="24"/>
+      <w:szCs w:val="24"/>
+    </w:rPr>
+  </w:style>
+  <w:style w:styleId="Date" w:type="paragraph">
+    <w:name w:val="Date"/>
+    <w:basedOn w:val="Title"/>
+    <w:next w:val="BodyText"/>
+    <w:qFormat/>
+    <w:pPr>
+      <w:keepNext/>
+      <w:keepLines/>
+    </w:pPr>
+    <w:rPr>
+      <w:sz w:val="24"/>
+      <w:szCs w:val="24"/>
+    </w:rPr>
+  </w:style>
+  <w:style w:customStyle="1" w:styleId="AbstractTitle" w:type="paragraph">
+    <w:name w:val="Abstract Title"/>
+    <w:basedOn w:val="Normal"/>
+    <w:next w:val="Abstract"/>
+    <w:qFormat/>
+    <w:pPr>
+      <w:keepNext/>
+      <w:keepLines/>
+      <w:spacing w:after="0" w:before="300"/>
+      <w:jc w:val="center"/>
+    </w:pPr>
+    <w:rPr>
+      <w:b/>
+      <w:sz w:val="20"/>
+      <w:szCs w:val="20"/>
+    </w:rPr>
+  </w:style>
+  <w:style w:customStyle="1" w:styleId="Abstract" w:type="paragraph">
+    <w:name w:val="Abstract"/>
+    <w:basedOn w:val="Normal"/>
+    <w:next w:val="BodyText"/>
+    <w:qFormat/>
+    <w:pPr>
+      <w:keepNext/>
+      <w:keepLines/>
+      <w:spacing w:after="300" w:before="100"/>
+    </w:pPr>
+    <w:rPr>
+      <w:sz w:val="20"/>
+      <w:szCs w:val="20"/>
+    </w:rPr>
+  </w:style>
+  <w:style w:styleId="Bibliography" w:type="paragraph">
+    <w:name w:val="Bibliography"/>
+    <w:basedOn w:val="Normal"/>
+    <w:next w:val="Bibliography"/>
+    <w:qFormat/>
+    <w:pPr/>
+    <w:rPr/>
+  </w:style>
+  <w:style w:styleId="Heading1" w:type="paragraph">
     <w:name w:val="heading 1"/>
     <w:basedOn w:val="Normal"/>
     <w:next w:val="BodyText"/>
@@ -1377,17 +1459,17 @@
     <w:pPr>
       <w:keepNext/>
       <w:keepLines/>
-      <w:spacing w:before="360" w:after="80"/>
+      <w:spacing w:after="80" w:before="360"/>
       <w:outlineLvl w:val="0"/>
     </w:pPr>
     <w:rPr>
-      <w:rFonts w:asciiTheme="majorHAnsi" w:eastAsiaTheme="majorEastAsia" w:hAnsiTheme="majorHAnsi" w:cstheme="majorBidi"/>
-      <w:color w:val="0F4761" w:themeColor="accent1" w:themeShade="BF"/>
+      <w:rFonts w:asciiTheme="majorHAnsi" w:cstheme="majorBidi" w:eastAsiaTheme="majorEastAsia" w:hAnsiTheme="majorHAnsi"/>
+      <w:color w:themeColor="accent1" w:themeShade="BF" w:val="0F4761"/>
       <w:sz w:val="40"/>
       <w:szCs w:val="40"/>
     </w:rPr>
   </w:style>
-  <w:style w:type="paragraph" w:styleId="Heading2">
+  <w:style w:styleId="Heading2" w:type="paragraph">
     <w:name w:val="heading 2"/>
     <w:basedOn w:val="Normal"/>
     <w:next w:val="BodyText"/>
@@ -1400,17 +1482,17 @@
     <w:pPr>
       <w:keepNext/>
       <w:keepLines/>
-      <w:spacing w:before="160" w:after="80"/>
+      <w:spacing w:after="80" w:before="160"/>
       <w:outlineLvl w:val="1"/>
     </w:pPr>
     <w:rPr>
-      <w:rFonts w:asciiTheme="majorHAnsi" w:eastAsiaTheme="majorEastAsia" w:hAnsiTheme="majorHAnsi" w:cstheme="majorBidi"/>
-      <w:color w:val="0F4761" w:themeColor="accent1" w:themeShade="BF"/>
+      <w:rFonts w:asciiTheme="majorHAnsi" w:cstheme="majorBidi" w:eastAsiaTheme="majorEastAsia" w:hAnsiTheme="majorHAnsi"/>
+      <w:color w:themeColor="accent1" w:themeShade="BF" w:val="0F4761"/>
       <w:sz w:val="32"/>
       <w:szCs w:val="32"/>
     </w:rPr>
   </w:style>
-  <w:style w:type="paragraph" w:styleId="Heading3">
+  <w:style w:styleId="Heading3" w:type="paragraph">
     <w:name w:val="heading 3"/>
     <w:basedOn w:val="Normal"/>
     <w:next w:val="BodyText"/>
@@ -1423,17 +1505,17 @@
     <w:pPr>
       <w:keepNext/>
       <w:keepLines/>
-      <w:spacing w:before="160" w:after="80"/>
+      <w:spacing w:after="80" w:before="160"/>
       <w:outlineLvl w:val="2"/>
     </w:pPr>
     <w:rPr>
-      <w:rFonts w:eastAsiaTheme="majorEastAsia" w:cstheme="majorBidi"/>
-      <w:color w:val="0F4761" w:themeColor="accent1" w:themeShade="BF"/>
+      <w:rFonts w:cstheme="majorBidi" w:eastAsiaTheme="majorEastAsia"/>
+      <w:color w:themeColor="accent1" w:themeShade="BF" w:val="0F4761"/>
       <w:sz w:val="28"/>
       <w:szCs w:val="28"/>
     </w:rPr>
   </w:style>
-  <w:style w:type="paragraph" w:styleId="Heading4">
+  <w:style w:styleId="Heading4" w:type="paragraph">
     <w:name w:val="heading 4"/>
     <w:basedOn w:val="Normal"/>
     <w:next w:val="BodyText"/>
@@ -1446,17 +1528,17 @@
     <w:pPr>
       <w:keepNext/>
       <w:keepLines/>
-      <w:spacing w:before="80" w:after="40"/>
+      <w:spacing w:after="40" w:before="80"/>
       <w:outlineLvl w:val="3"/>
     </w:pPr>
     <w:rPr>
-      <w:rFonts w:eastAsiaTheme="majorEastAsia" w:cstheme="majorBidi"/>
+      <w:rFonts w:cstheme="majorBidi" w:eastAsiaTheme="majorEastAsia"/>
       <w:i/>
       <w:iCs/>
-      <w:color w:val="0F4761" w:themeColor="accent1" w:themeShade="BF"/>
-    </w:rPr>
-  </w:style>
-  <w:style w:type="paragraph" w:styleId="Heading5">
+      <w:color w:themeColor="accent1" w:themeShade="BF" w:val="0F4761"/>
+    </w:rPr>
+  </w:style>
+  <w:style w:styleId="Heading5" w:type="paragraph">
     <w:name w:val="heading 5"/>
     <w:basedOn w:val="Normal"/>
     <w:next w:val="BodyText"/>
@@ -1469,15 +1551,15 @@
     <w:pPr>
       <w:keepNext/>
       <w:keepLines/>
-      <w:spacing w:before="80" w:after="40"/>
+      <w:spacing w:after="40" w:before="80"/>
       <w:outlineLvl w:val="4"/>
     </w:pPr>
     <w:rPr>
-      <w:rFonts w:eastAsiaTheme="majorEastAsia" w:cstheme="majorBidi"/>
-      <w:color w:val="0F4761" w:themeColor="accent1" w:themeShade="BF"/>
-    </w:rPr>
-  </w:style>
-  <w:style w:type="paragraph" w:styleId="Heading6">
+      <w:rFonts w:cstheme="majorBidi" w:eastAsiaTheme="majorEastAsia"/>
+      <w:color w:themeColor="accent1" w:themeShade="BF" w:val="0F4761"/>
+    </w:rPr>
+  </w:style>
+  <w:style w:styleId="Heading6" w:type="paragraph">
     <w:name w:val="heading 6"/>
     <w:basedOn w:val="Normal"/>
     <w:next w:val="BodyText"/>
@@ -1490,17 +1572,17 @@
     <w:pPr>
       <w:keepNext/>
       <w:keepLines/>
-      <w:spacing w:before="40" w:after="0"/>
+      <w:spacing w:after="0" w:before="40"/>
       <w:outlineLvl w:val="5"/>
     </w:pPr>
     <w:rPr>
-      <w:rFonts w:eastAsiaTheme="majorEastAsia" w:cstheme="majorBidi"/>
+      <w:rFonts w:cstheme="majorBidi" w:eastAsiaTheme="majorEastAsia"/>
       <w:i/>
       <w:iCs/>
-      <w:color w:val="595959" w:themeColor="text1" w:themeTint="A6"/>
-    </w:rPr>
-  </w:style>
-  <w:style w:type="paragraph" w:styleId="Heading7">
+      <w:color w:themeColor="text1" w:themeTint="A6" w:val="595959"/>
+    </w:rPr>
+  </w:style>
+  <w:style w:styleId="Heading7" w:type="paragraph">
     <w:name w:val="heading 7"/>
     <w:basedOn w:val="Normal"/>
     <w:next w:val="BodyText"/>
@@ -1513,15 +1595,15 @@
     <w:pPr>
       <w:keepNext/>
       <w:keepLines/>
-      <w:spacing w:before="40" w:after="0"/>
+      <w:spacing w:after="0" w:before="40"/>
       <w:outlineLvl w:val="6"/>
     </w:pPr>
     <w:rPr>
-      <w:rFonts w:eastAsiaTheme="majorEastAsia" w:cstheme="majorBidi"/>
-      <w:color w:val="595959" w:themeColor="text1" w:themeTint="A6"/>
-    </w:rPr>
-  </w:style>
-  <w:style w:type="paragraph" w:styleId="Heading8">
+      <w:rFonts w:cstheme="majorBidi" w:eastAsiaTheme="majorEastAsia"/>
+      <w:color w:themeColor="text1" w:themeTint="A6" w:val="595959"/>
+    </w:rPr>
+  </w:style>
+  <w:style w:styleId="Heading8" w:type="paragraph">
     <w:name w:val="heading 8"/>
     <w:basedOn w:val="Normal"/>
     <w:next w:val="BodyText"/>
@@ -1538,13 +1620,13 @@
       <w:outlineLvl w:val="7"/>
     </w:pPr>
     <w:rPr>
-      <w:rFonts w:eastAsiaTheme="majorEastAsia" w:cstheme="majorBidi"/>
+      <w:rFonts w:cstheme="majorBidi" w:eastAsiaTheme="majorEastAsia"/>
       <w:i/>
       <w:iCs/>
-      <w:color w:val="272727" w:themeColor="text1" w:themeTint="D8"/>
-    </w:rPr>
-  </w:style>
-  <w:style w:type="paragraph" w:styleId="Heading9">
+      <w:color w:themeColor="text1" w:themeTint="D8" w:val="272727"/>
+    </w:rPr>
+  </w:style>
+  <w:style w:styleId="Heading9" w:type="paragraph">
     <w:name w:val="heading 9"/>
     <w:basedOn w:val="Normal"/>
     <w:next w:val="BodyText"/>
@@ -1561,202 +1643,24 @@
       <w:outlineLvl w:val="8"/>
     </w:pPr>
     <w:rPr>
-      <w:rFonts w:eastAsiaTheme="majorEastAsia" w:cstheme="majorBidi"/>
-      <w:color w:val="272727" w:themeColor="text1" w:themeTint="D8"/>
-    </w:rPr>
-  </w:style>
-  <w:style w:type="character" w:default="1" w:styleId="DefaultParagraphFont">
-    <w:name w:val="Default Paragraph Font"/>
-    <w:uiPriority w:val="1"/>
-    <w:semiHidden/>
-    <w:unhideWhenUsed/>
-  </w:style>
-  <w:style w:type="table" w:default="1" w:styleId="TableNormal">
-    <w:name w:val="Normal Table"/>
-    <w:uiPriority w:val="99"/>
-    <w:semiHidden/>
-    <w:unhideWhenUsed/>
-    <w:tblPr>
-      <w:tblInd w:w="0" w:type="dxa"/>
-      <w:tblCellMar>
-        <w:top w:w="0" w:type="dxa"/>
-        <w:left w:w="108" w:type="dxa"/>
-        <w:bottom w:w="0" w:type="dxa"/>
-        <w:right w:w="108" w:type="dxa"/>
-      </w:tblCellMar>
-    </w:tblPr>
-  </w:style>
-  <w:style w:type="numbering" w:default="1" w:styleId="NoList">
-    <w:name w:val="No List"/>
-    <w:uiPriority w:val="99"/>
-    <w:semiHidden/>
-    <w:unhideWhenUsed/>
-  </w:style>
-  <w:style w:type="paragraph" w:styleId="BodyText">
-    <w:name w:val="Body Text"/>
-    <w:basedOn w:val="Normal"/>
-    <w:qFormat/>
-    <w:pPr>
-      <w:spacing w:before="180" w:after="180"/>
-    </w:pPr>
-  </w:style>
-  <w:style w:type="paragraph" w:customStyle="1" w:styleId="FirstParagraph">
-    <w:name w:val="First Paragraph"/>
-    <w:basedOn w:val="BodyText"/>
-    <w:next w:val="BodyText"/>
-    <w:qFormat/>
-  </w:style>
-  <w:style w:type="paragraph" w:customStyle="1" w:styleId="Compact">
-    <w:name w:val="Compact"/>
-    <w:basedOn w:val="BodyText"/>
-    <w:qFormat/>
-    <w:pPr>
-      <w:spacing w:before="36" w:after="36"/>
-    </w:pPr>
-  </w:style>
-  <w:style w:type="paragraph" w:styleId="Title">
-    <w:name w:val="Title"/>
-    <w:basedOn w:val="Normal"/>
-    <w:next w:val="BodyText"/>
-    <w:link w:val="TitleChar"/>
-    <w:uiPriority w:val="10"/>
-    <w:qFormat/>
-    <w:rsid w:val="00A10FD9"/>
-    <w:pPr>
-      <w:spacing w:after="80"/>
-      <w:contextualSpacing/>
-      <w:jc w:val="center"/>
-    </w:pPr>
-    <w:rPr>
-      <w:rFonts w:asciiTheme="majorHAnsi" w:eastAsiaTheme="majorEastAsia" w:hAnsiTheme="majorHAnsi" w:cstheme="majorBidi"/>
-      <w:sz w:val="56"/>
-      <w:szCs w:val="56"/>
-    </w:rPr>
-  </w:style>
-  <w:style w:type="character" w:customStyle="1" w:styleId="TitleChar">
-    <w:name w:val="Title Char"/>
-    <w:basedOn w:val="DefaultParagraphFont"/>
-    <w:link w:val="Title"/>
-    <w:uiPriority w:val="10"/>
-    <w:rsid w:val="00A10FD9"/>
-    <w:rPr>
-      <w:rFonts w:asciiTheme="majorHAnsi" w:eastAsiaTheme="majorEastAsia" w:hAnsiTheme="majorHAnsi" w:cstheme="majorBidi"/>
-      <w:sz w:val="56"/>
-      <w:szCs w:val="56"/>
-    </w:rPr>
-  </w:style>
-  <w:style w:type="paragraph" w:styleId="Subtitle">
-    <w:name w:val="Subtitle"/>
-    <w:basedOn w:val="Title"/>
-    <w:next w:val="BodyText"/>
-    <w:link w:val="SubtitleChar"/>
-    <w:uiPriority w:val="11"/>
-    <w:qFormat/>
-    <w:rsid w:val="00A10FD9"/>
-    <w:pPr>
-      <w:numPr>
-        <w:ilvl w:val="1"/>
-      </w:numPr>
-    </w:pPr>
-    <w:rPr>
-      <w:spacing w:val="15"/>
-      <w:sz w:val="28"/>
-      <w:szCs w:val="28"/>
-    </w:rPr>
-  </w:style>
-  <w:style w:type="character" w:customStyle="1" w:styleId="SubtitleChar">
-    <w:name w:val="Subtitle Char"/>
-    <w:basedOn w:val="DefaultParagraphFont"/>
-    <w:link w:val="Subtitle"/>
-    <w:uiPriority w:val="11"/>
-    <w:rsid w:val="00A10FD9"/>
-    <w:rPr>
-      <w:rFonts w:eastAsiaTheme="majorEastAsia" w:cstheme="majorBidi"/>
-      <w:color w:val="595959" w:themeColor="text1" w:themeTint="A6"/>
-      <w:spacing w:val="15"/>
-      <w:sz w:val="28"/>
-      <w:szCs w:val="28"/>
-    </w:rPr>
-  </w:style>
-  <w:style w:type="paragraph" w:customStyle="1" w:styleId="Author">
-    <w:name w:val="Author"/>
-    <w:basedOn w:val="Title"/>
-    <w:next w:val="BodyText"/>
-    <w:qFormat/>
-    <w:pPr>
-      <w:keepNext/>
-      <w:keepLines/>
-    </w:pPr>
-    <w:rPr>
-      <w:sz w:val="24"/>
-      <w:szCs w:val="24"/>
-    </w:rPr>
-  </w:style>
-  <w:style w:type="paragraph" w:styleId="Date">
-    <w:name w:val="Date"/>
-    <w:basedOn w:val="Title"/>
-    <w:next w:val="BodyText"/>
-    <w:qFormat/>
-    <w:pPr>
-      <w:keepNext/>
-      <w:keepLines/>
-    </w:pPr>
-    <w:rPr>
-      <w:sz w:val="24"/>
-      <w:szCs w:val="24"/>
-    </w:rPr>
-  </w:style>
-  <w:style w:type="paragraph" w:customStyle="1" w:styleId="AbstractTitle">
-    <w:name w:val="Abstract Title"/>
-    <w:basedOn w:val="Normal"/>
-    <w:next w:val="Abstract"/>
-    <w:qFormat/>
-    <w:pPr>
-      <w:keepNext/>
-      <w:keepLines/>
-      <w:spacing w:before="300" w:after="0"/>
-      <w:jc w:val="center"/>
-    </w:pPr>
-    <w:rPr>
-      <w:b/>
-      <w:sz w:val="20"/>
-      <w:szCs w:val="20"/>
-    </w:rPr>
-  </w:style>
-  <w:style w:type="paragraph" w:customStyle="1" w:styleId="Abstract">
-    <w:name w:val="Abstract"/>
-    <w:basedOn w:val="Normal"/>
-    <w:next w:val="BodyText"/>
-    <w:qFormat/>
-    <w:pPr>
-      <w:keepNext/>
-      <w:keepLines/>
-      <w:spacing w:before="100" w:after="300"/>
-    </w:pPr>
-    <w:rPr>
-      <w:sz w:val="20"/>
-      <w:szCs w:val="20"/>
-    </w:rPr>
-  </w:style>
-  <w:style w:type="paragraph" w:styleId="Bibliography">
-    <w:name w:val="Bibliography"/>
-    <w:basedOn w:val="Normal"/>
-    <w:qFormat/>
-  </w:style>
-  <w:style w:type="character" w:customStyle="1" w:styleId="Heading1Char">
+      <w:rFonts w:cstheme="majorBidi" w:eastAsiaTheme="majorEastAsia"/>
+      <w:color w:themeColor="text1" w:themeTint="D8" w:val="272727"/>
+    </w:rPr>
+  </w:style>
+  <w:style w:customStyle="1" w:styleId="Heading1Char" w:type="character">
     <w:name w:val="Heading 1 Char"/>
     <w:basedOn w:val="DefaultParagraphFont"/>
     <w:link w:val="Heading1"/>
     <w:uiPriority w:val="9"/>
     <w:rsid w:val="00A10FD9"/>
     <w:rPr>
-      <w:rFonts w:asciiTheme="majorHAnsi" w:eastAsiaTheme="majorEastAsia" w:hAnsiTheme="majorHAnsi" w:cstheme="majorBidi"/>
-      <w:color w:val="0F4761" w:themeColor="accent1" w:themeShade="BF"/>
+      <w:rFonts w:asciiTheme="majorHAnsi" w:cstheme="majorBidi" w:eastAsiaTheme="majorEastAsia" w:hAnsiTheme="majorHAnsi"/>
+      <w:color w:themeColor="accent1" w:themeShade="BF" w:val="0F4761"/>
       <w:sz w:val="40"/>
       <w:szCs w:val="40"/>
     </w:rPr>
   </w:style>
-  <w:style w:type="character" w:customStyle="1" w:styleId="Heading2Char">
+  <w:style w:customStyle="1" w:styleId="Heading2Char" w:type="character">
     <w:name w:val="Heading 2 Char"/>
     <w:basedOn w:val="DefaultParagraphFont"/>
     <w:link w:val="Heading2"/>
@@ -1764,13 +1668,13 @@
     <w:semiHidden/>
     <w:rsid w:val="00A10FD9"/>
     <w:rPr>
-      <w:rFonts w:asciiTheme="majorHAnsi" w:eastAsiaTheme="majorEastAsia" w:hAnsiTheme="majorHAnsi" w:cstheme="majorBidi"/>
-      <w:color w:val="0F4761" w:themeColor="accent1" w:themeShade="BF"/>
+      <w:rFonts w:asciiTheme="majorHAnsi" w:cstheme="majorBidi" w:eastAsiaTheme="majorEastAsia" w:hAnsiTheme="majorHAnsi"/>
+      <w:color w:themeColor="accent1" w:themeShade="BF" w:val="0F4761"/>
       <w:sz w:val="32"/>
       <w:szCs w:val="32"/>
     </w:rPr>
   </w:style>
-  <w:style w:type="character" w:customStyle="1" w:styleId="Heading3Char">
+  <w:style w:customStyle="1" w:styleId="Heading3Char" w:type="character">
     <w:name w:val="Heading 3 Char"/>
     <w:basedOn w:val="DefaultParagraphFont"/>
     <w:link w:val="Heading3"/>
@@ -1778,13 +1682,13 @@
     <w:semiHidden/>
     <w:rsid w:val="00A10FD9"/>
     <w:rPr>
-      <w:rFonts w:eastAsiaTheme="majorEastAsia" w:cstheme="majorBidi"/>
-      <w:color w:val="0F4761" w:themeColor="accent1" w:themeShade="BF"/>
+      <w:rFonts w:cstheme="majorBidi" w:eastAsiaTheme="majorEastAsia"/>
+      <w:color w:themeColor="accent1" w:themeShade="BF" w:val="0F4761"/>
       <w:sz w:val="28"/>
       <w:szCs w:val="28"/>
     </w:rPr>
   </w:style>
-  <w:style w:type="character" w:customStyle="1" w:styleId="Heading4Char">
+  <w:style w:customStyle="1" w:styleId="Heading4Char" w:type="character">
     <w:name w:val="Heading 4 Char"/>
     <w:basedOn w:val="DefaultParagraphFont"/>
     <w:link w:val="Heading4"/>
@@ -1792,13 +1696,13 @@
     <w:semiHidden/>
     <w:rsid w:val="00A10FD9"/>
     <w:rPr>
-      <w:rFonts w:eastAsiaTheme="majorEastAsia" w:cstheme="majorBidi"/>
+      <w:rFonts w:cstheme="majorBidi" w:eastAsiaTheme="majorEastAsia"/>
       <w:i/>
       <w:iCs/>
-      <w:color w:val="0F4761" w:themeColor="accent1" w:themeShade="BF"/>
-    </w:rPr>
-  </w:style>
-  <w:style w:type="character" w:customStyle="1" w:styleId="Heading5Char">
+      <w:color w:themeColor="accent1" w:themeShade="BF" w:val="0F4761"/>
+    </w:rPr>
+  </w:style>
+  <w:style w:customStyle="1" w:styleId="Heading5Char" w:type="character">
     <w:name w:val="Heading 5 Char"/>
     <w:basedOn w:val="DefaultParagraphFont"/>
     <w:link w:val="Heading5"/>
@@ -1806,11 +1710,11 @@
     <w:semiHidden/>
     <w:rsid w:val="00A10FD9"/>
     <w:rPr>
-      <w:rFonts w:eastAsiaTheme="majorEastAsia" w:cstheme="majorBidi"/>
-      <w:color w:val="0F4761" w:themeColor="accent1" w:themeShade="BF"/>
-    </w:rPr>
-  </w:style>
-  <w:style w:type="character" w:customStyle="1" w:styleId="Heading6Char">
+      <w:rFonts w:cstheme="majorBidi" w:eastAsiaTheme="majorEastAsia"/>
+      <w:color w:themeColor="accent1" w:themeShade="BF" w:val="0F4761"/>
+    </w:rPr>
+  </w:style>
+  <w:style w:customStyle="1" w:styleId="Heading6Char" w:type="character">
     <w:name w:val="Heading 6 Char"/>
     <w:basedOn w:val="DefaultParagraphFont"/>
     <w:link w:val="Heading6"/>
@@ -1818,13 +1722,13 @@
     <w:semiHidden/>
     <w:rsid w:val="00A10FD9"/>
     <w:rPr>
-      <w:rFonts w:eastAsiaTheme="majorEastAsia" w:cstheme="majorBidi"/>
+      <w:rFonts w:cstheme="majorBidi" w:eastAsiaTheme="majorEastAsia"/>
       <w:i/>
       <w:iCs/>
-      <w:color w:val="595959" w:themeColor="text1" w:themeTint="A6"/>
-    </w:rPr>
-  </w:style>
-  <w:style w:type="character" w:customStyle="1" w:styleId="Heading7Char">
+      <w:color w:themeColor="text1" w:themeTint="A6" w:val="595959"/>
+    </w:rPr>
+  </w:style>
+  <w:style w:customStyle="1" w:styleId="Heading7Char" w:type="character">
     <w:name w:val="Heading 7 Char"/>
     <w:basedOn w:val="DefaultParagraphFont"/>
     <w:link w:val="Heading7"/>
@@ -1832,11 +1736,11 @@
     <w:semiHidden/>
     <w:rsid w:val="00A10FD9"/>
     <w:rPr>
-      <w:rFonts w:eastAsiaTheme="majorEastAsia" w:cstheme="majorBidi"/>
-      <w:color w:val="595959" w:themeColor="text1" w:themeTint="A6"/>
-    </w:rPr>
-  </w:style>
-  <w:style w:type="character" w:customStyle="1" w:styleId="Heading8Char">
+      <w:rFonts w:cstheme="majorBidi" w:eastAsiaTheme="majorEastAsia"/>
+      <w:color w:themeColor="text1" w:themeTint="A6" w:val="595959"/>
+    </w:rPr>
+  </w:style>
+  <w:style w:customStyle="1" w:styleId="Heading8Char" w:type="character">
     <w:name w:val="Heading 8 Char"/>
     <w:basedOn w:val="DefaultParagraphFont"/>
     <w:link w:val="Heading8"/>
@@ -1844,13 +1748,13 @@
     <w:semiHidden/>
     <w:rsid w:val="00A10FD9"/>
     <w:rPr>
-      <w:rFonts w:eastAsiaTheme="majorEastAsia" w:cstheme="majorBidi"/>
+      <w:rFonts w:cstheme="majorBidi" w:eastAsiaTheme="majorEastAsia"/>
       <w:i/>
       <w:iCs/>
-      <w:color w:val="272727" w:themeColor="text1" w:themeTint="D8"/>
-    </w:rPr>
-  </w:style>
-  <w:style w:type="character" w:customStyle="1" w:styleId="Heading9Char">
+      <w:color w:themeColor="text1" w:themeTint="D8" w:val="272727"/>
+    </w:rPr>
+  </w:style>
+  <w:style w:customStyle="1" w:styleId="Heading9Char" w:type="character">
     <w:name w:val="Heading 9 Char"/>
     <w:basedOn w:val="DefaultParagraphFont"/>
     <w:link w:val="Heading9"/>
@@ -1858,11 +1762,11 @@
     <w:semiHidden/>
     <w:rsid w:val="00A10FD9"/>
     <w:rPr>
-      <w:rFonts w:eastAsiaTheme="majorEastAsia" w:cstheme="majorBidi"/>
-      <w:color w:val="272727" w:themeColor="text1" w:themeTint="D8"/>
-    </w:rPr>
-  </w:style>
-  <w:style w:type="paragraph" w:styleId="BlockText">
+      <w:rFonts w:cstheme="majorBidi" w:eastAsiaTheme="majorEastAsia"/>
+      <w:color w:themeColor="text1" w:themeTint="D8" w:val="272727"/>
+    </w:rPr>
+  </w:style>
+  <w:style w:styleId="BlockText" w:type="paragraph">
     <w:name w:val="Block Text"/>
     <w:basedOn w:val="BodyText"/>
     <w:next w:val="BodyText"/>
@@ -1870,18 +1774,19 @@
     <w:unhideWhenUsed/>
     <w:qFormat/>
     <w:pPr>
-      <w:spacing w:before="100" w:after="100"/>
-      <w:ind w:left="480" w:right="480"/>
+      <w:spacing w:after="100" w:before="100"/>
+      <w:ind w:firstLine="0" w:left="480" w:right="480"/>
     </w:pPr>
   </w:style>
-  <w:style w:type="paragraph" w:styleId="FootnoteText">
-    <w:name w:val="footnote text"/>
+  <w:style w:styleId="FootnoteText" w:type="paragraph">
+    <w:name w:val="Footnote Text"/>
     <w:basedOn w:val="Normal"/>
+    <w:next w:val="FootnoteText"/>
     <w:uiPriority w:val="9"/>
     <w:unhideWhenUsed/>
     <w:qFormat/>
   </w:style>
-  <w:style w:type="paragraph" w:customStyle="1" w:styleId="FootnoteBlockText">
+  <w:style w:styleId="FootnoteBlockText" w:type="paragraph">
     <w:name w:val="Footnote Block Text"/>
     <w:basedOn w:val="FootnoteText"/>
     <w:next w:val="FootnoteText"/>
@@ -1889,35 +1794,40 @@
     <w:unhideWhenUsed/>
     <w:qFormat/>
     <w:pPr>
-      <w:spacing w:before="100" w:after="100"/>
-      <w:ind w:left="480" w:right="480"/>
+      <w:spacing w:after="100" w:before="100"/>
+      <w:ind w:firstLine="0" w:left="480" w:right="480"/>
     </w:pPr>
   </w:style>
-  <w:style w:type="table" w:customStyle="1" w:styleId="Table">
+  <w:style w:default="1" w:styleId="DefaultParagraphFont" w:type="character">
+    <w:name w:val="Default Paragraph Font"/>
+    <w:semiHidden/>
+    <w:unhideWhenUsed/>
+  </w:style>
+  <w:style w:default="1" w:styleId="Table" w:type="table">
     <w:name w:val="Table"/>
+    <w:basedOn w:val="TableNormal"/>
     <w:semiHidden/>
     <w:unhideWhenUsed/>
     <w:qFormat/>
     <w:tblPr>
-      <w:tblInd w:w="0" w:type="dxa"/>
+      <w:tblInd w:type="dxa" w:w="0"/>
       <w:tblCellMar>
-        <w:top w:w="0" w:type="dxa"/>
-        <w:left w:w="108" w:type="dxa"/>
-        <w:bottom w:w="0" w:type="dxa"/>
-        <w:right w:w="108" w:type="dxa"/>
+        <w:top w:type="dxa" w:w="0"/>
+        <w:left w:type="dxa" w:w="108"/>
+        <w:bottom w:type="dxa" w:w="0"/>
+        <w:right w:type="dxa" w:w="108"/>
       </w:tblCellMar>
     </w:tblPr>
     <w:tblStylePr w:type="firstRow">
-      <w:tblPr/>
       <w:tcPr>
         <w:tcBorders>
-          <w:bottom w:val="single" w:sz="0" w:space="0" w:color="auto"/>
+          <w:bottom w:val="single"/>
         </w:tcBorders>
         <w:vAlign w:val="bottom"/>
       </w:tcPr>
     </w:tblStylePr>
   </w:style>
-  <w:style w:type="paragraph" w:customStyle="1" w:styleId="DefinitionTerm">
+  <w:style w:customStyle="1" w:styleId="DefinitionTerm" w:type="paragraph">
     <w:name w:val="Definition Term"/>
     <w:basedOn w:val="Normal"/>
     <w:next w:val="Definition"/>
@@ -1930,76 +1840,75 @@
       <w:b/>
     </w:rPr>
   </w:style>
-  <w:style w:type="paragraph" w:customStyle="1" w:styleId="Definition">
+  <w:style w:customStyle="1" w:styleId="Definition" w:type="paragraph">
     <w:name w:val="Definition"/>
     <w:basedOn w:val="Normal"/>
   </w:style>
-  <w:style w:type="paragraph" w:styleId="Caption">
-    <w:name w:val="caption"/>
+  <w:style w:styleId="Caption" w:type="paragraph">
+    <w:name w:val="Caption"/>
     <w:basedOn w:val="Normal"/>
-    <w:link w:val="CaptionChar"/>
+    <w:link w:val="BodyTextChar"/>
     <w:pPr>
-      <w:spacing w:after="120"/>
+      <w:spacing w:after="120" w:before="0"/>
     </w:pPr>
     <w:rPr>
       <w:i/>
     </w:rPr>
   </w:style>
-  <w:style w:type="paragraph" w:customStyle="1" w:styleId="TableCaption">
+  <w:style w:customStyle="1" w:styleId="TableCaption" w:type="paragraph">
     <w:name w:val="Table Caption"/>
     <w:basedOn w:val="Caption"/>
     <w:pPr>
       <w:keepNext/>
     </w:pPr>
   </w:style>
-  <w:style w:type="paragraph" w:customStyle="1" w:styleId="ImageCaption">
+  <w:style w:customStyle="1" w:styleId="ImageCaption" w:type="paragraph">
     <w:name w:val="Image Caption"/>
     <w:basedOn w:val="Caption"/>
   </w:style>
-  <w:style w:type="paragraph" w:customStyle="1" w:styleId="Figure">
+  <w:style w:customStyle="1" w:styleId="Figure" w:type="paragraph">
     <w:name w:val="Figure"/>
     <w:basedOn w:val="Normal"/>
   </w:style>
-  <w:style w:type="paragraph" w:customStyle="1" w:styleId="CaptionedFigure">
+  <w:style w:customStyle="1" w:styleId="CaptionedFigure" w:type="paragraph">
     <w:name w:val="Captioned Figure"/>
     <w:basedOn w:val="Figure"/>
     <w:pPr>
       <w:keepNext/>
     </w:pPr>
   </w:style>
-  <w:style w:type="character" w:customStyle="1" w:styleId="CaptionChar">
-    <w:name w:val="Caption Char"/>
+  <w:style w:customStyle="1" w:styleId="BodyTextChar" w:type="character">
+    <w:name w:val="Body Text Char"/>
     <w:basedOn w:val="DefaultParagraphFont"/>
-    <w:link w:val="Caption"/>
-  </w:style>
-  <w:style w:type="character" w:customStyle="1" w:styleId="VerbatimChar">
+    <w:link w:val="BodyText"/>
+  </w:style>
+  <w:style w:customStyle="1" w:styleId="VerbatimChar" w:type="character">
     <w:name w:val="Verbatim Char"/>
-    <w:basedOn w:val="CaptionChar"/>
-    <w:link w:val="SourceCode"/>
+    <w:basedOn w:val="BodyTextChar"/>
     <w:rPr>
       <w:rFonts w:ascii="Consolas" w:hAnsi="Consolas"/>
       <w:sz w:val="22"/>
     </w:rPr>
   </w:style>
-  <w:style w:type="character" w:customStyle="1" w:styleId="SectionNumber">
+  <w:style w:customStyle="1" w:styleId="SectionNumber" w:type="character">
     <w:name w:val="Section Number"/>
-    <w:basedOn w:val="CaptionChar"/>
-  </w:style>
-  <w:style w:type="character" w:styleId="FootnoteReference">
-    <w:name w:val="footnote reference"/>
-    <w:basedOn w:val="CaptionChar"/>
+    <w:basedOn w:val="BodyTextChar"/>
+  </w:style>
+  <w:style w:styleId="FootnoteReference" w:type="character">
+    <w:name w:val="Footnote Reference"/>
+    <w:basedOn w:val="BodyTextChar"/>
     <w:rPr>
       <w:vertAlign w:val="superscript"/>
     </w:rPr>
   </w:style>
-  <w:style w:type="character" w:styleId="Hyperlink">
+  <w:style w:styleId="Hyperlink" w:type="character">
     <w:name w:val="Hyperlink"/>
-    <w:basedOn w:val="CaptionChar"/>
-    <w:rPr>
-      <w:color w:val="156082" w:themeColor="accent1"/>
-    </w:rPr>
-  </w:style>
-  <w:style w:type="paragraph" w:styleId="TOCHeading">
+    <w:basedOn w:val="BodyTextChar"/>
+    <w:rPr>
+      <w:color w:themeColor="accent1" w:val="4F81BD"/>
+    </w:rPr>
+  </w:style>
+  <w:style w:styleId="TOCHeading" w:type="paragraph">
     <w:name w:val="TOC Heading"/>
     <w:basedOn w:val="Heading1"/>
     <w:next w:val="BodyText"/>
@@ -2010,305 +1919,246 @@
       <w:spacing w:before="240" w:line="259" w:lineRule="auto"/>
       <w:outlineLvl w:val="9"/>
     </w:pPr>
+    <w:rPr>
+      <w:rFonts w:asciiTheme="majorHAnsi" w:cstheme="majorBidi" w:eastAsiaTheme="majorEastAsia" w:hAnsiTheme="majorHAnsi"/>
+      <w:b w:val="0"/>
+      <w:bCs w:val="0"/>
+      <w:color w:themeColor="accent1" w:themeShade="BF" w:val="365F91"/>
+    </w:rPr>
   </w:style>
   <w:style w:type="paragraph" w:customStyle="1" w:styleId="SourceCode">
     <w:name w:val="Source Code"/>
     <w:basedOn w:val="Normal"/>
     <w:link w:val="VerbatimChar"/>
     <w:pPr>
-      <w:wordWrap w:val="0"/>
+      <w:wordWrap w:val="off"/>
     </w:pPr>
   </w:style>
   <w:style w:type="character" w:customStyle="1" w:styleId="KeywordTok">
     <w:name w:val="KeywordTok"/>
     <w:basedOn w:val="VerbatimChar"/>
     <w:rPr>
-      <w:rFonts w:ascii="Consolas" w:hAnsi="Consolas"/>
       <w:b/>
       <w:color w:val="007020"/>
-      <w:sz w:val="22"/>
     </w:rPr>
   </w:style>
   <w:style w:type="character" w:customStyle="1" w:styleId="DataTypeTok">
     <w:name w:val="DataTypeTok"/>
     <w:basedOn w:val="VerbatimChar"/>
     <w:rPr>
-      <w:rFonts w:ascii="Consolas" w:hAnsi="Consolas"/>
       <w:color w:val="902000"/>
-      <w:sz w:val="22"/>
     </w:rPr>
   </w:style>
   <w:style w:type="character" w:customStyle="1" w:styleId="DecValTok">
     <w:name w:val="DecValTok"/>
     <w:basedOn w:val="VerbatimChar"/>
     <w:rPr>
-      <w:rFonts w:ascii="Consolas" w:hAnsi="Consolas"/>
-      <w:color w:val="40A070"/>
-      <w:sz w:val="22"/>
+      <w:color w:val="40a070"/>
     </w:rPr>
   </w:style>
   <w:style w:type="character" w:customStyle="1" w:styleId="BaseNTok">
     <w:name w:val="BaseNTok"/>
     <w:basedOn w:val="VerbatimChar"/>
     <w:rPr>
-      <w:rFonts w:ascii="Consolas" w:hAnsi="Consolas"/>
-      <w:color w:val="40A070"/>
-      <w:sz w:val="22"/>
+      <w:color w:val="40a070"/>
     </w:rPr>
   </w:style>
   <w:style w:type="character" w:customStyle="1" w:styleId="FloatTok">
     <w:name w:val="FloatTok"/>
     <w:basedOn w:val="VerbatimChar"/>
     <w:rPr>
-      <w:rFonts w:ascii="Consolas" w:hAnsi="Consolas"/>
-      <w:color w:val="40A070"/>
-      <w:sz w:val="22"/>
+      <w:color w:val="40a070"/>
     </w:rPr>
   </w:style>
   <w:style w:type="character" w:customStyle="1" w:styleId="ConstantTok">
     <w:name w:val="ConstantTok"/>
     <w:basedOn w:val="VerbatimChar"/>
     <w:rPr>
-      <w:rFonts w:ascii="Consolas" w:hAnsi="Consolas"/>
       <w:color w:val="880000"/>
-      <w:sz w:val="22"/>
     </w:rPr>
   </w:style>
   <w:style w:type="character" w:customStyle="1" w:styleId="CharTok">
     <w:name w:val="CharTok"/>
     <w:basedOn w:val="VerbatimChar"/>
     <w:rPr>
-      <w:rFonts w:ascii="Consolas" w:hAnsi="Consolas"/>
-      <w:color w:val="4070A0"/>
-      <w:sz w:val="22"/>
+      <w:color w:val="4070a0"/>
     </w:rPr>
   </w:style>
   <w:style w:type="character" w:customStyle="1" w:styleId="SpecialCharTok">
     <w:name w:val="SpecialCharTok"/>
     <w:basedOn w:val="VerbatimChar"/>
     <w:rPr>
-      <w:rFonts w:ascii="Consolas" w:hAnsi="Consolas"/>
-      <w:color w:val="4070A0"/>
-      <w:sz w:val="22"/>
+      <w:color w:val="4070a0"/>
     </w:rPr>
   </w:style>
   <w:style w:type="character" w:customStyle="1" w:styleId="StringTok">
     <w:name w:val="StringTok"/>
     <w:basedOn w:val="VerbatimChar"/>
     <w:rPr>
-      <w:rFonts w:ascii="Consolas" w:hAnsi="Consolas"/>
-      <w:color w:val="4070A0"/>
-      <w:sz w:val="22"/>
+      <w:color w:val="4070a0"/>
     </w:rPr>
   </w:style>
   <w:style w:type="character" w:customStyle="1" w:styleId="VerbatimStringTok">
     <w:name w:val="VerbatimStringTok"/>
     <w:basedOn w:val="VerbatimChar"/>
     <w:rPr>
-      <w:rFonts w:ascii="Consolas" w:hAnsi="Consolas"/>
-      <w:color w:val="4070A0"/>
-      <w:sz w:val="22"/>
+      <w:color w:val="4070a0"/>
     </w:rPr>
   </w:style>
   <w:style w:type="character" w:customStyle="1" w:styleId="SpecialStringTok">
     <w:name w:val="SpecialStringTok"/>
     <w:basedOn w:val="VerbatimChar"/>
     <w:rPr>
-      <w:rFonts w:ascii="Consolas" w:hAnsi="Consolas"/>
-      <w:color w:val="BB6688"/>
-      <w:sz w:val="22"/>
+      <w:color w:val="bb6688"/>
     </w:rPr>
   </w:style>
   <w:style w:type="character" w:customStyle="1" w:styleId="ImportTok">
     <w:name w:val="ImportTok"/>
     <w:basedOn w:val="VerbatimChar"/>
     <w:rPr>
-      <w:rFonts w:ascii="Consolas" w:hAnsi="Consolas"/>
       <w:b/>
       <w:color w:val="008000"/>
-      <w:sz w:val="22"/>
     </w:rPr>
   </w:style>
   <w:style w:type="character" w:customStyle="1" w:styleId="CommentTok">
     <w:name w:val="CommentTok"/>
     <w:basedOn w:val="VerbatimChar"/>
     <w:rPr>
-      <w:rFonts w:ascii="Consolas" w:hAnsi="Consolas"/>
       <w:i/>
-      <w:color w:val="60A0B0"/>
-      <w:sz w:val="22"/>
+      <w:color w:val="60a0b0"/>
     </w:rPr>
   </w:style>
   <w:style w:type="character" w:customStyle="1" w:styleId="DocumentationTok">
     <w:name w:val="DocumentationTok"/>
     <w:basedOn w:val="VerbatimChar"/>
     <w:rPr>
-      <w:rFonts w:ascii="Consolas" w:hAnsi="Consolas"/>
       <w:i/>
-      <w:color w:val="BA2121"/>
-      <w:sz w:val="22"/>
+      <w:color w:val="ba2121"/>
     </w:rPr>
   </w:style>
   <w:style w:type="character" w:customStyle="1" w:styleId="AnnotationTok">
     <w:name w:val="AnnotationTok"/>
     <w:basedOn w:val="VerbatimChar"/>
     <w:rPr>
-      <w:rFonts w:ascii="Consolas" w:hAnsi="Consolas"/>
       <w:b/>
       <w:i/>
-      <w:color w:val="60A0B0"/>
-      <w:sz w:val="22"/>
+      <w:color w:val="60a0b0"/>
     </w:rPr>
   </w:style>
   <w:style w:type="character" w:customStyle="1" w:styleId="CommentVarTok">
     <w:name w:val="CommentVarTok"/>
     <w:basedOn w:val="VerbatimChar"/>
     <w:rPr>
-      <w:rFonts w:ascii="Consolas" w:hAnsi="Consolas"/>
       <w:b/>
       <w:i/>
-      <w:color w:val="60A0B0"/>
-      <w:sz w:val="22"/>
+      <w:color w:val="60a0b0"/>
     </w:rPr>
   </w:style>
   <w:style w:type="character" w:customStyle="1" w:styleId="OtherTok">
     <w:name w:val="OtherTok"/>
     <w:basedOn w:val="VerbatimChar"/>
     <w:rPr>
-      <w:rFonts w:ascii="Consolas" w:hAnsi="Consolas"/>
       <w:color w:val="007020"/>
-      <w:sz w:val="22"/>
     </w:rPr>
   </w:style>
   <w:style w:type="character" w:customStyle="1" w:styleId="FunctionTok">
     <w:name w:val="FunctionTok"/>
     <w:basedOn w:val="VerbatimChar"/>
     <w:rPr>
-      <w:rFonts w:ascii="Consolas" w:hAnsi="Consolas"/>
-      <w:color w:val="06287E"/>
-      <w:sz w:val="22"/>
+      <w:color w:val="06287e"/>
     </w:rPr>
   </w:style>
   <w:style w:type="character" w:customStyle="1" w:styleId="VariableTok">
     <w:name w:val="VariableTok"/>
     <w:basedOn w:val="VerbatimChar"/>
     <w:rPr>
-      <w:rFonts w:ascii="Consolas" w:hAnsi="Consolas"/>
-      <w:color w:val="19177C"/>
-      <w:sz w:val="22"/>
+      <w:color w:val="19177c"/>
     </w:rPr>
   </w:style>
   <w:style w:type="character" w:customStyle="1" w:styleId="ControlFlowTok">
     <w:name w:val="ControlFlowTok"/>
     <w:basedOn w:val="VerbatimChar"/>
     <w:rPr>
-      <w:rFonts w:ascii="Consolas" w:hAnsi="Consolas"/>
       <w:b/>
       <w:color w:val="007020"/>
-      <w:sz w:val="22"/>
     </w:rPr>
   </w:style>
   <w:style w:type="character" w:customStyle="1" w:styleId="OperatorTok">
     <w:name w:val="OperatorTok"/>
     <w:basedOn w:val="VerbatimChar"/>
     <w:rPr>
-      <w:rFonts w:ascii="Consolas" w:hAnsi="Consolas"/>
       <w:color w:val="666666"/>
-      <w:sz w:val="22"/>
     </w:rPr>
   </w:style>
   <w:style w:type="character" w:customStyle="1" w:styleId="BuiltInTok">
     <w:name w:val="BuiltInTok"/>
     <w:basedOn w:val="VerbatimChar"/>
     <w:rPr>
-      <w:rFonts w:ascii="Consolas" w:hAnsi="Consolas"/>
       <w:color w:val="008000"/>
-      <w:sz w:val="22"/>
     </w:rPr>
   </w:style>
   <w:style w:type="character" w:customStyle="1" w:styleId="ExtensionTok">
     <w:name w:val="ExtensionTok"/>
     <w:basedOn w:val="VerbatimChar"/>
-    <w:rPr>
-      <w:rFonts w:ascii="Consolas" w:hAnsi="Consolas"/>
-      <w:sz w:val="22"/>
-    </w:rPr>
+    <w:rPr/>
   </w:style>
   <w:style w:type="character" w:customStyle="1" w:styleId="PreprocessorTok">
     <w:name w:val="PreprocessorTok"/>
     <w:basedOn w:val="VerbatimChar"/>
     <w:rPr>
-      <w:rFonts w:ascii="Consolas" w:hAnsi="Consolas"/>
-      <w:color w:val="BC7A00"/>
-      <w:sz w:val="22"/>
+      <w:color w:val="bc7a00"/>
     </w:rPr>
   </w:style>
   <w:style w:type="character" w:customStyle="1" w:styleId="AttributeTok">
     <w:name w:val="AttributeTok"/>
     <w:basedOn w:val="VerbatimChar"/>
     <w:rPr>
-      <w:rFonts w:ascii="Consolas" w:hAnsi="Consolas"/>
-      <w:color w:val="7D9029"/>
-      <w:sz w:val="22"/>
+      <w:color w:val="7d9029"/>
     </w:rPr>
   </w:style>
   <w:style w:type="character" w:customStyle="1" w:styleId="RegionMarkerTok">
     <w:name w:val="RegionMarkerTok"/>
     <w:basedOn w:val="VerbatimChar"/>
-    <w:rPr>
-      <w:rFonts w:ascii="Consolas" w:hAnsi="Consolas"/>
-      <w:sz w:val="22"/>
-    </w:rPr>
+    <w:rPr/>
   </w:style>
   <w:style w:type="character" w:customStyle="1" w:styleId="InformationTok">
     <w:name w:val="InformationTok"/>
     <w:basedOn w:val="VerbatimChar"/>
     <w:rPr>
-      <w:rFonts w:ascii="Consolas" w:hAnsi="Consolas"/>
       <w:b/>
       <w:i/>
-      <w:color w:val="60A0B0"/>
-      <w:sz w:val="22"/>
+      <w:color w:val="60a0b0"/>
     </w:rPr>
   </w:style>
   <w:style w:type="character" w:customStyle="1" w:styleId="WarningTok">
     <w:name w:val="WarningTok"/>
     <w:basedOn w:val="VerbatimChar"/>
     <w:rPr>
-      <w:rFonts w:ascii="Consolas" w:hAnsi="Consolas"/>
       <w:b/>
       <w:i/>
-      <w:color w:val="60A0B0"/>
-      <w:sz w:val="22"/>
+      <w:color w:val="60a0b0"/>
     </w:rPr>
   </w:style>
   <w:style w:type="character" w:customStyle="1" w:styleId="AlertTok">
     <w:name w:val="AlertTok"/>
     <w:basedOn w:val="VerbatimChar"/>
     <w:rPr>
-      <w:rFonts w:ascii="Consolas" w:hAnsi="Consolas"/>
       <w:b/>
-      <w:color w:val="FF0000"/>
-      <w:sz w:val="22"/>
+      <w:color w:val="ff0000"/>
     </w:rPr>
   </w:style>
   <w:style w:type="character" w:customStyle="1" w:styleId="ErrorTok">
     <w:name w:val="ErrorTok"/>
     <w:basedOn w:val="VerbatimChar"/>
     <w:rPr>
-      <w:rFonts w:ascii="Consolas" w:hAnsi="Consolas"/>
       <w:b/>
-      <w:color w:val="FF0000"/>
-      <w:sz w:val="22"/>
+      <w:color w:val="ff0000"/>
     </w:rPr>
   </w:style>
   <w:style w:type="character" w:customStyle="1" w:styleId="NormalTok">
     <w:name w:val="NormalTok"/>
     <w:basedOn w:val="VerbatimChar"/>
-    <w:rPr>
-      <w:rFonts w:ascii="Consolas" w:hAnsi="Consolas"/>
-      <w:sz w:val="22"/>
-    </w:rPr>
+    <w:rPr/>
   </w:style>
 </w:styles>
 </file>
